--- a/docs/系統概述.docx
+++ b/docs/系統概述.docx
@@ -140,7 +140,7 @@
                 <w:sz w:val="20"/>
                 <w:szCs w:val="20"/>
               </w:rPr>
-              <w:t xml:space="preserve">遊戲層（LifeRPG）</w:t>
+              <w:t xml:space="preserve">網站（單一網址）</w:t>
             </w:r>
           </w:p>
         </w:tc>
@@ -164,73 +164,7 @@
             <w:pPr>
               <w:spacing w:line="300"/>
             </w:pPr>
-            <w:hyperlink w:history="1" r:id="rIdchposa68ceugdlowyy9s9">
-              <w:r>
-                <w:rPr>
-                  <w:rStyle w:val="Hyperlink"/>
-                  <w:sz w:val="20"/>
-                  <w:szCs w:val="20"/>
-                </w:rPr>
-                <w:t xml:space="preserve">https://liferpg-1h4.pages.dev</w:t>
-              </w:r>
-            </w:hyperlink>
-          </w:p>
-        </w:tc>
-      </w:tr>
-      <w:tr>
-        <w:trPr>
-          <w:tblHeader w:val="off"/>
-        </w:trPr>
-        <w:tc>
-          <w:tcPr>
-            <w:tcW w:type="dxa" w:w="2259"/>
-            <w:tcBorders>
-              <w:top w:val="single" w:color="C9D3CF" w:sz="4"/>
-              <w:left w:val="single" w:color="C9D3CF" w:sz="4"/>
-              <w:bottom w:val="single" w:color="C9D3CF" w:sz="4"/>
-              <w:right w:val="single" w:color="C9D3CF" w:sz="4"/>
-            </w:tcBorders>
-            <w:tcMar>
-              <w:top w:type="dxa" w:w="70"/>
-              <w:left w:type="dxa" w:w="110"/>
-              <w:bottom w:type="dxa" w:w="70"/>
-              <w:right w:type="dxa" w:w="110"/>
-            </w:tcMar>
-          </w:tcPr>
-          <w:p>
-            <w:pPr>
-              <w:spacing w:line="300"/>
-            </w:pPr>
-            <w:r>
-              <w:rPr>
-                <w:sz w:val="20"/>
-                <w:szCs w:val="20"/>
-              </w:rPr>
-              <w:t xml:space="preserve">電量層（生活電量計）</w:t>
-            </w:r>
-          </w:p>
-        </w:tc>
-        <w:tc>
-          <w:tcPr>
-            <w:tcW w:type="dxa" w:w="7153"/>
-            <w:tcBorders>
-              <w:top w:val="single" w:color="C9D3CF" w:sz="4"/>
-              <w:left w:val="single" w:color="C9D3CF" w:sz="4"/>
-              <w:bottom w:val="single" w:color="C9D3CF" w:sz="4"/>
-              <w:right w:val="single" w:color="C9D3CF" w:sz="4"/>
-            </w:tcBorders>
-            <w:tcMar>
-              <w:top w:type="dxa" w:w="70"/>
-              <w:left w:type="dxa" w:w="110"/>
-              <w:bottom w:type="dxa" w:w="70"/>
-              <w:right w:type="dxa" w:w="110"/>
-            </w:tcMar>
-          </w:tcPr>
-          <w:p>
-            <w:pPr>
-              <w:spacing w:line="300"/>
-            </w:pPr>
-            <w:hyperlink w:history="1" r:id="rIddnfpybuempy5utf6nsofw">
+            <w:hyperlink w:history="1" r:id="rIdoven_cogdqnli70tjom_j">
               <w:r>
                 <w:rPr>
                   <w:rStyle w:val="Hyperlink"/>
@@ -240,29 +174,6 @@
                 <w:t xml:space="preserve">https://social-battery-meter.pages.dev</w:t>
               </w:r>
             </w:hyperlink>
-            <w:r>
-              <w:rPr>
-                <w:sz w:val="20"/>
-                <w:szCs w:val="20"/>
-              </w:rPr>
-              <w:t xml:space="preserve">（示範情境：</w:t>
-            </w:r>
-            <w:r>
-              <w:rPr>
-                <w:rFonts w:ascii="Consolas" w:cs="Consolas" w:eastAsia="Consolas" w:hAnsi="Consolas"/>
-                <w:color w:val="1F5F55"/>
-                <w:sz w:val="20"/>
-                <w:szCs w:val="20"/>
-              </w:rPr>
-              <w:t xml:space="preserve">/week?demo=1</w:t>
-            </w:r>
-            <w:r>
-              <w:rPr>
-                <w:sz w:val="20"/>
-                <w:szCs w:val="20"/>
-              </w:rPr>
-              <w:t xml:space="preserve">）</w:t>
-            </w:r>
           </w:p>
         </w:tc>
       </w:tr>
@@ -295,6 +206,157 @@
                 <w:sz w:val="20"/>
                 <w:szCs w:val="20"/>
               </w:rPr>
+              <w:t xml:space="preserve">遊戲層（LifeRPG）</w:t>
+            </w:r>
+          </w:p>
+        </w:tc>
+        <w:tc>
+          <w:tcPr>
+            <w:tcW w:type="dxa" w:w="7153"/>
+            <w:tcBorders>
+              <w:top w:val="single" w:color="C9D3CF" w:sz="4"/>
+              <w:left w:val="single" w:color="C9D3CF" w:sz="4"/>
+              <w:bottom w:val="single" w:color="C9D3CF" w:sz="4"/>
+              <w:right w:val="single" w:color="C9D3CF" w:sz="4"/>
+            </w:tcBorders>
+            <w:tcMar>
+              <w:top w:type="dxa" w:w="70"/>
+              <w:left w:type="dxa" w:w="110"/>
+              <w:bottom w:type="dxa" w:w="70"/>
+              <w:right w:type="dxa" w:w="110"/>
+            </w:tcMar>
+          </w:tcPr>
+          <w:p>
+            <w:pPr>
+              <w:spacing w:line="300"/>
+            </w:pPr>
+            <w:r>
+              <w:rPr>
+                <w:sz w:val="20"/>
+                <w:szCs w:val="20"/>
+              </w:rPr>
+              <w:t xml:space="preserve">同一網站的 </w:t>
+            </w:r>
+            <w:r>
+              <w:rPr>
+                <w:rFonts w:ascii="Consolas" w:cs="Consolas" w:eastAsia="Consolas" w:hAnsi="Consolas"/>
+                <w:color w:val="1F5F55"/>
+                <w:sz w:val="20"/>
+                <w:szCs w:val="20"/>
+              </w:rPr>
+              <w:t xml:space="preserve">/rpg/</w:t>
+            </w:r>
+            <w:r>
+              <w:rPr>
+                <w:sz w:val="20"/>
+                <w:szCs w:val="20"/>
+              </w:rPr>
+              <w:t xml:space="preserve">，從上方選單「冒險」進入</w:t>
+            </w:r>
+          </w:p>
+        </w:tc>
+      </w:tr>
+      <w:tr>
+        <w:trPr>
+          <w:tblHeader w:val="off"/>
+        </w:trPr>
+        <w:tc>
+          <w:tcPr>
+            <w:tcW w:type="dxa" w:w="2259"/>
+            <w:tcBorders>
+              <w:top w:val="single" w:color="C9D3CF" w:sz="4"/>
+              <w:left w:val="single" w:color="C9D3CF" w:sz="4"/>
+              <w:bottom w:val="single" w:color="C9D3CF" w:sz="4"/>
+              <w:right w:val="single" w:color="C9D3CF" w:sz="4"/>
+            </w:tcBorders>
+            <w:tcMar>
+              <w:top w:type="dxa" w:w="70"/>
+              <w:left w:type="dxa" w:w="110"/>
+              <w:bottom w:type="dxa" w:w="70"/>
+              <w:right w:type="dxa" w:w="110"/>
+            </w:tcMar>
+          </w:tcPr>
+          <w:p>
+            <w:pPr>
+              <w:spacing w:line="300"/>
+            </w:pPr>
+            <w:r>
+              <w:rPr>
+                <w:sz w:val="20"/>
+                <w:szCs w:val="20"/>
+              </w:rPr>
+              <w:t xml:space="preserve">示範情境</w:t>
+            </w:r>
+          </w:p>
+        </w:tc>
+        <w:tc>
+          <w:tcPr>
+            <w:tcW w:type="dxa" w:w="7153"/>
+            <w:tcBorders>
+              <w:top w:val="single" w:color="C9D3CF" w:sz="4"/>
+              <w:left w:val="single" w:color="C9D3CF" w:sz="4"/>
+              <w:bottom w:val="single" w:color="C9D3CF" w:sz="4"/>
+              <w:right w:val="single" w:color="C9D3CF" w:sz="4"/>
+            </w:tcBorders>
+            <w:tcMar>
+              <w:top w:type="dxa" w:w="70"/>
+              <w:left w:type="dxa" w:w="110"/>
+              <w:bottom w:type="dxa" w:w="70"/>
+              <w:right w:type="dxa" w:w="110"/>
+            </w:tcMar>
+          </w:tcPr>
+          <w:p>
+            <w:pPr>
+              <w:spacing w:line="300"/>
+            </w:pPr>
+            <w:r>
+              <w:rPr>
+                <w:rFonts w:ascii="Consolas" w:cs="Consolas" w:eastAsia="Consolas" w:hAnsi="Consolas"/>
+                <w:color w:val="1F5F55"/>
+                <w:sz w:val="20"/>
+                <w:szCs w:val="20"/>
+              </w:rPr>
+              <w:t xml:space="preserve">/week?demo=1</w:t>
+            </w:r>
+            <w:r>
+              <w:rPr>
+                <w:sz w:val="20"/>
+                <w:szCs w:val="20"/>
+              </w:rPr>
+              <w:t xml:space="preserve">（載入示範電量後再進入「冒險」即自動連結）</w:t>
+            </w:r>
+          </w:p>
+        </w:tc>
+      </w:tr>
+      <w:tr>
+        <w:trPr>
+          <w:tblHeader w:val="off"/>
+        </w:trPr>
+        <w:tc>
+          <w:tcPr>
+            <w:tcW w:type="dxa" w:w="2259"/>
+            <w:tcBorders>
+              <w:top w:val="single" w:color="C9D3CF" w:sz="4"/>
+              <w:left w:val="single" w:color="C9D3CF" w:sz="4"/>
+              <w:bottom w:val="single" w:color="C9D3CF" w:sz="4"/>
+              <w:right w:val="single" w:color="C9D3CF" w:sz="4"/>
+            </w:tcBorders>
+            <w:tcMar>
+              <w:top w:type="dxa" w:w="70"/>
+              <w:left w:type="dxa" w:w="110"/>
+              <w:bottom w:type="dxa" w:w="70"/>
+              <w:right w:type="dxa" w:w="110"/>
+            </w:tcMar>
+          </w:tcPr>
+          <w:p>
+            <w:pPr>
+              <w:spacing w:line="300"/>
+            </w:pPr>
+            <w:r>
+              <w:rPr>
+                <w:sz w:val="20"/>
+                <w:szCs w:val="20"/>
+              </w:rPr>
               <w:t xml:space="preserve">原始碼</w:t>
             </w:r>
           </w:p>
@@ -319,7 +381,7 @@
             <w:pPr>
               <w:spacing w:line="300"/>
             </w:pPr>
-            <w:hyperlink w:history="1" r:id="rIdykis7mhjebzaqpr3ey23c">
+            <w:hyperlink w:history="1" r:id="rIdgytu2wxpgvuegdvwpsuxe">
               <w:r>
                 <w:rPr>
                   <w:rStyle w:val="Hyperlink"/>
@@ -424,7 +486,17 @@
         <w:spacing w:after="120" w:line="320"/>
       </w:pPr>
       <w:r>
-        <w:t xml:space="preserve">兩者透過唯讀 API 串接：遊戲角色顯示電量條，AI 嚮導依電量建議「今天適合挑戰哪個 Boss、何時安排恢復」，完成「恢復與休息」又會讓電量回升。產品定位是</w:t>
+        <w:t xml:space="preserve">兩者整合在</w:t>
+      </w:r>
+      <w:r>
+        <w:rPr>
+          <w:b/>
+          <w:bCs/>
+        </w:rPr>
+        <w:t xml:space="preserve">同一個網站、同一個網址</w:t>
+      </w:r>
+      <w:r>
+        <w:t xml:space="preserve">：上方選單切換「生活電量計」與「冒險」，進入冒險時會自動連結目前的電量帳號，不需要另外設定。遊戲角色顯示電量條，AI 嚮導依電量建議「今天適合挑戰哪個 Boss、何時安排恢復」，完成「恢復與休息」又會讓電量回升。產品定位是</w:t>
       </w:r>
       <w:r>
         <w:rPr>
@@ -1454,7 +1526,7 @@
                 <w:sz w:val="20"/>
                 <w:szCs w:val="20"/>
               </w:rPr>
-              <w:t xml:space="preserve">提供個人連結碼，讓 LifeRPG 讀取電量。</w:t>
+              <w:t xml:space="preserve">同一個網站內自動連結；換裝置時也可以用個人連結碼手動連結。</w:t>
             </w:r>
           </w:p>
         </w:tc>
@@ -2378,7 +2450,23 @@
                 <w:sz w:val="20"/>
                 <w:szCs w:val="20"/>
               </w:rPr>
-              <w:t xml:space="preserve">單一 index.html 的 PWA，部署在 Cloudflare Pages；IndexedDB、Service Worker、Canvas</w:t>
+              <w:t xml:space="preserve">單一 index.html 的 PWA，建置時放進同一網站的 </w:t>
+            </w:r>
+            <w:r>
+              <w:rPr>
+                <w:rFonts w:ascii="Consolas" w:cs="Consolas" w:eastAsia="Consolas" w:hAnsi="Consolas"/>
+                <w:color w:val="1F5F55"/>
+                <w:sz w:val="20"/>
+                <w:szCs w:val="20"/>
+              </w:rPr>
+              <w:t xml:space="preserve">/rpg/</w:t>
+            </w:r>
+            <w:r>
+              <w:rPr>
+                <w:sz w:val="20"/>
+                <w:szCs w:val="20"/>
+              </w:rPr>
+              <w:t xml:space="preserve">；IndexedDB、Service Worker、Canvas</w:t>
             </w:r>
           </w:p>
         </w:tc>
@@ -3599,10 +3687,20 @@
           <w:b/>
           <w:bCs/>
         </w:rPr>
-        <w:t xml:space="preserve">兩個 app 各自部署、各自的網域。</w:t>
-      </w:r>
-      <w:r>
-        <w:t xml:space="preserve"> 串接 API 用「連結碼」參數辨識使用者，不依賴跨站 cookie（瀏覽器會擋）。</w:t>
+        <w:t xml:space="preserve">單一網站。</w:t>
+      </w:r>
+      <w:r>
+        <w:t xml:space="preserve"> LifeRPG 的原始碼獨立維護，建置時複製到電量計網站的 </w:t>
+      </w:r>
+      <w:r>
+        <w:rPr>
+          <w:rFonts w:ascii="Consolas" w:cs="Consolas" w:eastAsia="Consolas" w:hAnsi="Consolas"/>
+          <w:color w:val="1F5F55"/>
+        </w:rPr>
+        <w:t xml:space="preserve">/rpg/</w:t>
+      </w:r>
+      <w:r>
+        <w:t xml:space="preserve">；兩者同一個網域，API 都是同站呼叫。</w:t>
       </w:r>
     </w:p>
     <w:p>
@@ -3619,10 +3717,20 @@
           <w:b/>
           <w:bCs/>
         </w:rPr>
-        <w:t xml:space="preserve">CORS 白名單</w:t>
-      </w:r>
-      <w:r>
-        <w:t xml:space="preserve">只開放 LifeRPG 的正式網域與 localhost；其他來源的寫入一律回 403。</w:t>
+        <w:t xml:space="preserve">自動連結。</w:t>
+      </w:r>
+      <w:r>
+        <w:t xml:space="preserve"> LifeRPG 透過同站的 </w:t>
+      </w:r>
+      <w:r>
+        <w:rPr>
+          <w:rFonts w:ascii="Consolas" w:cs="Consolas" w:eastAsia="Consolas" w:hAnsi="Consolas"/>
+          <w:color w:val="1F5F55"/>
+        </w:rPr>
+        <w:t xml:space="preserve">/api/link-code</w:t>
+      </w:r>
+      <w:r>
+        <w:t xml:space="preserve"> 取得目前的匿名電量帳號，玩家不需要複製貼上；換裝置時仍可用連結碼。</w:t>
       </w:r>
     </w:p>
     <w:p>
@@ -3639,10 +3747,10 @@
           <w:b/>
           <w:bCs/>
         </w:rPr>
-        <w:t xml:space="preserve">LifeRPG 的 CSP</w:t>
-      </w:r>
-      <w:r>
-        <w:t xml:space="preserve"> 只允許連線到自己與電量計的網域。</w:t>
+        <w:t xml:space="preserve">來源檢查。</w:t>
+      </w:r>
+      <w:r>
+        <w:t xml:space="preserve"> 寫入類 API 只接受同站與白名單來源，其他來源一律回 403；LifeRPG 的 CSP 只允許連線到本站。</w:t>
       </w:r>
     </w:p>
     <w:p>
@@ -4667,7 +4775,7 @@
         <w:spacing w:after="100" w:line="320"/>
       </w:pPr>
       <w:r>
-        <w:t xml:space="preserve">在 LifeRPG 的角色檔案按「使用示範電量」，冒險大廳出現生活電量條與 AI 嚮導卡片。</w:t>
+        <w:t xml:space="preserve">從上方選單點「冒險」進入 LifeRPG，自動連結示範電量，冒險大廳出現生活電量條與 AI 嚮導卡片。</w:t>
       </w:r>
     </w:p>
     <w:p>
@@ -5607,7 +5715,7 @@
       <w:r>
         <w:t xml:space="preserve">. </w:t>
       </w:r>
-      <w:hyperlink w:history="1" r:id="rIduahkngrrregkplnqvlnxf">
+      <w:hyperlink w:history="1" r:id="rIdiur0nlj_6s1m562zbqtcu">
         <w:r>
           <w:rPr>
             <w:rStyle w:val="Hyperlink"/>
@@ -5661,7 +5769,7 @@
       <w:r>
         <w:t xml:space="preserve">. </w:t>
       </w:r>
-      <w:hyperlink w:history="1" r:id="rIdkvacj7-nhiaf-qkkzrhzk">
+      <w:hyperlink w:history="1" r:id="rIdfcshoadynjlujiguqud4a">
         <w:r>
           <w:rPr>
             <w:rStyle w:val="Hyperlink"/>
@@ -5692,7 +5800,7 @@
       <w:r>
         <w:t xml:space="preserve">. </w:t>
       </w:r>
-      <w:hyperlink w:history="1" r:id="rIdsei8ptvnxydaoiispv3aa">
+      <w:hyperlink w:history="1" r:id="rId48elqlxdn8itj4unsafmo">
         <w:r>
           <w:rPr>
             <w:rStyle w:val="Hyperlink"/>
@@ -5723,7 +5831,7 @@
       <w:r>
         <w:t xml:space="preserve">. </w:t>
       </w:r>
-      <w:hyperlink w:history="1" r:id="rIdmhcg0ba_gunufqu35elul">
+      <w:hyperlink w:history="1" r:id="rIdy9imfosrs1xynhnz8q3ho">
         <w:r>
           <w:rPr>
             <w:rStyle w:val="Hyperlink"/>

--- a/docs/系統概述.docx
+++ b/docs/系統概述.docx
@@ -140,7 +140,7 @@
                 <w:sz w:val="20"/>
                 <w:szCs w:val="20"/>
               </w:rPr>
-              <w:t xml:space="preserve">網站（單一網址）</w:t>
+              <w:t xml:space="preserve">網址（唯一入口）</w:t>
             </w:r>
           </w:p>
         </w:tc>
@@ -164,14 +164,14 @@
             <w:pPr>
               <w:spacing w:line="300"/>
             </w:pPr>
-            <w:hyperlink w:history="1" r:id="rIdoven_cogdqnli70tjom_j">
+            <w:hyperlink w:history="1" r:id="rIdzdgpylh_l8xiql7fi_gas">
               <w:r>
                 <w:rPr>
                   <w:rStyle w:val="Hyperlink"/>
                   <w:sz w:val="20"/>
                   <w:szCs w:val="20"/>
                 </w:rPr>
-                <w:t xml:space="preserve">https://social-battery-meter.pages.dev</w:t>
+                <w:t xml:space="preserve">https://liferpg-adventure.pages.dev</w:t>
               </w:r>
             </w:hyperlink>
           </w:p>
@@ -206,7 +206,7 @@
                 <w:sz w:val="20"/>
                 <w:szCs w:val="20"/>
               </w:rPr>
-              <w:t xml:space="preserve">遊戲層（LifeRPG）</w:t>
+              <w:t xml:space="preserve">示範情境</w:t>
             </w:r>
           </w:p>
         </w:tc>
@@ -230,28 +230,22 @@
             <w:pPr>
               <w:spacing w:line="300"/>
             </w:pPr>
-            <w:r>
-              <w:rPr>
-                <w:sz w:val="20"/>
-                <w:szCs w:val="20"/>
-              </w:rPr>
-              <w:t xml:space="preserve">同一網站的 </w:t>
-            </w:r>
-            <w:r>
-              <w:rPr>
-                <w:rFonts w:ascii="Consolas" w:cs="Consolas" w:eastAsia="Consolas" w:hAnsi="Consolas"/>
-                <w:color w:val="1F5F55"/>
-                <w:sz w:val="20"/>
-                <w:szCs w:val="20"/>
-              </w:rPr>
-              <w:t xml:space="preserve">/rpg/</w:t>
-            </w:r>
-            <w:r>
-              <w:rPr>
-                <w:sz w:val="20"/>
-                <w:szCs w:val="20"/>
-              </w:rPr>
-              <w:t xml:space="preserve">，從上方選單「冒險」進入</w:t>
+            <w:hyperlink w:history="1" r:id="rIdkr1asmpaown-zvaj5eyi6">
+              <w:r>
+                <w:rPr>
+                  <w:rStyle w:val="Hyperlink"/>
+                  <w:sz w:val="20"/>
+                  <w:szCs w:val="20"/>
+                </w:rPr>
+                <w:t xml:space="preserve">https://liferpg-adventure.pages.dev/?demo=1#demo</w:t>
+              </w:r>
+            </w:hyperlink>
+            <w:r>
+              <w:rPr>
+                <w:sz w:val="20"/>
+                <w:szCs w:val="20"/>
+              </w:rPr>
+              <w:t xml:space="preserve">（示範角色與示範電量）</w:t>
             </w:r>
           </w:p>
         </w:tc>
@@ -285,7 +279,7 @@
                 <w:sz w:val="20"/>
                 <w:szCs w:val="20"/>
               </w:rPr>
-              <w:t xml:space="preserve">示範情境</w:t>
+              <w:t xml:space="preserve">原始碼</w:t>
             </w:r>
           </w:p>
         </w:tc>
@@ -309,79 +303,7 @@
             <w:pPr>
               <w:spacing w:line="300"/>
             </w:pPr>
-            <w:r>
-              <w:rPr>
-                <w:rFonts w:ascii="Consolas" w:cs="Consolas" w:eastAsia="Consolas" w:hAnsi="Consolas"/>
-                <w:color w:val="1F5F55"/>
-                <w:sz w:val="20"/>
-                <w:szCs w:val="20"/>
-              </w:rPr>
-              <w:t xml:space="preserve">/week?demo=1</w:t>
-            </w:r>
-            <w:r>
-              <w:rPr>
-                <w:sz w:val="20"/>
-                <w:szCs w:val="20"/>
-              </w:rPr>
-              <w:t xml:space="preserve">（載入示範電量後再進入「冒險」即自動連結）</w:t>
-            </w:r>
-          </w:p>
-        </w:tc>
-      </w:tr>
-      <w:tr>
-        <w:trPr>
-          <w:tblHeader w:val="off"/>
-        </w:trPr>
-        <w:tc>
-          <w:tcPr>
-            <w:tcW w:type="dxa" w:w="2259"/>
-            <w:tcBorders>
-              <w:top w:val="single" w:color="C9D3CF" w:sz="4"/>
-              <w:left w:val="single" w:color="C9D3CF" w:sz="4"/>
-              <w:bottom w:val="single" w:color="C9D3CF" w:sz="4"/>
-              <w:right w:val="single" w:color="C9D3CF" w:sz="4"/>
-            </w:tcBorders>
-            <w:tcMar>
-              <w:top w:type="dxa" w:w="70"/>
-              <w:left w:type="dxa" w:w="110"/>
-              <w:bottom w:type="dxa" w:w="70"/>
-              <w:right w:type="dxa" w:w="110"/>
-            </w:tcMar>
-          </w:tcPr>
-          <w:p>
-            <w:pPr>
-              <w:spacing w:line="300"/>
-            </w:pPr>
-            <w:r>
-              <w:rPr>
-                <w:sz w:val="20"/>
-                <w:szCs w:val="20"/>
-              </w:rPr>
-              <w:t xml:space="preserve">原始碼</w:t>
-            </w:r>
-          </w:p>
-        </w:tc>
-        <w:tc>
-          <w:tcPr>
-            <w:tcW w:type="dxa" w:w="7153"/>
-            <w:tcBorders>
-              <w:top w:val="single" w:color="C9D3CF" w:sz="4"/>
-              <w:left w:val="single" w:color="C9D3CF" w:sz="4"/>
-              <w:bottom w:val="single" w:color="C9D3CF" w:sz="4"/>
-              <w:right w:val="single" w:color="C9D3CF" w:sz="4"/>
-            </w:tcBorders>
-            <w:tcMar>
-              <w:top w:type="dxa" w:w="70"/>
-              <w:left w:type="dxa" w:w="110"/>
-              <w:bottom w:type="dxa" w:w="70"/>
-              <w:right w:type="dxa" w:w="110"/>
-            </w:tcMar>
-          </w:tcPr>
-          <w:p>
-            <w:pPr>
-              <w:spacing w:line="300"/>
-            </w:pPr>
-            <w:hyperlink w:history="1" r:id="rIdgytu2wxpgvuegdvwpsuxe">
+            <w:hyperlink w:history="1" r:id="rIdp0m1d0k_cstf9q949ais1">
               <w:r>
                 <w:rPr>
                   <w:rStyle w:val="Hyperlink"/>
@@ -438,7 +360,17 @@
         <w:spacing w:after="120" w:line="320"/>
       </w:pPr>
       <w:r>
-        <w:t xml:space="preserve">系統由兩個部分組成：</w:t>
+        <w:t xml:space="preserve">整個作品是</w:t>
+      </w:r>
+      <w:r>
+        <w:rPr>
+          <w:b/>
+          <w:bCs/>
+        </w:rPr>
+        <w:t xml:space="preserve">一個 App、一個網址</w:t>
+      </w:r>
+      <w:r>
+        <w:t xml:space="preserve">。左側（手機為底部）的分頁包含：</w:t>
       </w:r>
     </w:p>
     <w:p>
@@ -455,10 +387,10 @@
           <w:b/>
           <w:bCs/>
         </w:rPr>
-        <w:t xml:space="preserve">LifeRPG（遊戲層）</w:t>
-      </w:r>
-      <w:r>
-        <w:t xml:space="preserve">：專注 Boss 戰、七大領域技能樹、人生目標與成果關卡，資料只存在使用者自己的瀏覽器。</w:t>
+        <w:t xml:space="preserve">冒險大廳、人生目標、成長軌跡、技能樹、角色檔案</w:t>
+      </w:r>
+      <w:r>
+        <w:t xml:space="preserve">：專注 Boss 戰、七大領域技能樹、人生目標與成果關卡，遊戲紀錄只存在使用者自己的瀏覽器。</w:t>
       </w:r>
     </w:p>
     <w:p>
@@ -475,10 +407,10 @@
           <w:b/>
           <w:bCs/>
         </w:rPr>
-        <w:t xml:space="preserve">生活電量計（電量層）</w:t>
-      </w:r>
-      <w:r>
-        <w:t xml:space="preserve">：依活動類型、人數、熟悉度、強度與時長預測每個行程的耗電，模擬跨日累積，標出未來七天會過載的日子，並由 AI 提供建議。</w:t>
+        <w:t xml:space="preserve">生活電量</w:t>
+      </w:r>
+      <w:r>
+        <w:t xml:space="preserve">：用語音或文字新增行程，AI 辨識後依活動類型、人數、熟悉度、強度與時長預測耗電，模擬跨日累積，標出未來七天會過載的日子；也在這裡做排程建議、週回顧與 Outlook 行事曆同步。</w:t>
       </w:r>
     </w:p>
     <w:p>
@@ -486,17 +418,7 @@
         <w:spacing w:after="120" w:line="320"/>
       </w:pPr>
       <w:r>
-        <w:t xml:space="preserve">兩者整合在</w:t>
-      </w:r>
-      <w:r>
-        <w:rPr>
-          <w:b/>
-          <w:bCs/>
-        </w:rPr>
-        <w:t xml:space="preserve">同一個網站、同一個網址</w:t>
-      </w:r>
-      <w:r>
-        <w:t xml:space="preserve">：上方選單切換「生活電量計」與「冒險」，進入冒險時會自動連結目前的電量帳號，不需要另外設定。遊戲角色顯示電量條，AI 嚮導依電量建議「今天適合挑戰哪個 Boss、何時安排恢復」，完成「恢復與休息」又會讓電量回升。產品定位是</w:t>
+        <w:t xml:space="preserve">第一次進入時會跳出 6 題快篩，算出個人的基礎電量。遊戲角色顯示電量條，AI 嚮導依電量建議「今天適合挑戰哪個 Boss、何時安排恢復」，完成「恢復與休息」又會讓電量回升。產品定位是</w:t>
       </w:r>
       <w:r>
         <w:rPr>
@@ -638,7 +560,7 @@
         <w:spacing w:after="120" w:line="320"/>
       </w:pPr>
       <w:r>
-        <w:t xml:space="preserve">典型情境：開學週有迎新、社團說明會和第一週課程。使用者把行程（或直接從 Outlook 匯入）放進生活電量計，系統標出週三、週四電量會低於 30%，而且週四的低電量是週三累積下來的；LifeRPG 的 AI 嚮導建議週三只挑戰 20 分鐘的 Boss，並在迎新結束後安排 20 分鐘的離屏休息。</w:t>
+        <w:t xml:space="preserve">典型情境：開學週有迎新、社團說明會和第一週課程。使用者在「生活電量」分頁用語音說出行程（或直接從 Outlook 匯入），系統標出週三、週四電量會低於 30%，而且週四的低電量是週三累積下來的；冒險大廳的 AI 嚮導建議週三只挑戰 20 分鐘的 Boss，並在迎新結束後安排 20 分鐘的離屏休息。</w:t>
       </w:r>
     </w:p>
     <w:p>
@@ -654,7 +576,7 @@
         <w:pStyle w:val="Heading2"/>
       </w:pPr>
       <w:r>
-        <w:t xml:space="preserve">4.1 生活電量計（電量層）</w:t>
+        <w:t xml:space="preserve">4.1 生活電量</w:t>
       </w:r>
     </w:p>
     <w:tbl>
@@ -800,7 +722,7 @@
                 <w:sz w:val="20"/>
                 <w:szCs w:val="20"/>
               </w:rPr>
-              <w:t xml:space="preserve">6 題社交情境題，算出個人的</w:t>
+              <w:t xml:space="preserve">第一次進入 App 時自動跳出，6 題社交情境題，算出個人的</w:t>
             </w:r>
             <w:r>
               <w:rPr>
@@ -832,7 +754,7 @@
                 <w:sz w:val="20"/>
                 <w:szCs w:val="20"/>
               </w:rPr>
-              <w:t xml:space="preserve">（獨處充電／和少數人相處充電／混合）。</w:t>
+              <w:t xml:space="preserve">（獨處充電／和少數人相處充電／混合）；之後可隨時重新快篩。</w:t>
             </w:r>
           </w:p>
         </w:tc>
@@ -895,7 +817,7 @@
                 <w:sz w:val="20"/>
                 <w:szCs w:val="20"/>
               </w:rPr>
-              <w:t xml:space="preserve">表單或語音輸入。</w:t>
+              <w:t xml:space="preserve">語音、一句話文字或手動表單。</w:t>
             </w:r>
             <w:r>
               <w:rPr>
@@ -1024,7 +946,7 @@
                 <w:sz w:val="20"/>
                 <w:szCs w:val="20"/>
               </w:rPr>
-              <w:t xml:space="preserve">語音輸入</w:t>
+              <w:t xml:space="preserve">語音輸入＋AI 辨識</w:t>
             </w:r>
           </w:p>
         </w:tc>
@@ -1053,7 +975,7 @@
                 <w:sz w:val="20"/>
                 <w:szCs w:val="20"/>
               </w:rPr>
-              <w:t xml:space="preserve">說一句話（例如「明天晚上八點要讀書準備期末考兩小時」），系統轉成文字並解析成活動類型、強度、時長與時間，自動帶入表單；AI 沒把握的欄位會提示使用者確認。</w:t>
+              <w:t xml:space="preserve">按下「語音輸入」說一句話（例如「後天晚上八點要準備期末考讀書三小時」），由瀏覽器內建的語音辨識轉成文字，再交給生成式 AI 解析成活動類型、人數或強度、時長與時間，自動填好表單；AI 沒把握的欄位會提示使用者確認。句子裡有「明天、禮拜幾」等日期詞時，日期改以規則換算，避免模型算錯。</w:t>
             </w:r>
           </w:p>
         </w:tc>
@@ -1213,7 +1135,7 @@
                 <w:sz w:val="20"/>
                 <w:szCs w:val="20"/>
               </w:rPr>
-              <w:t xml:space="preserve">排程建議</w:t>
+              <w:t xml:space="preserve">AI 排程建議</w:t>
             </w:r>
           </w:p>
         </w:tc>
@@ -1242,7 +1164,7 @@
                 <w:sz w:val="20"/>
                 <w:szCs w:val="20"/>
               </w:rPr>
-              <w:t xml:space="preserve">輸入想安排的新活動，系統比較未來七天的電量，建議最適合的日期與時段，並標示不建議的日子。</w:t>
+              <w:t xml:space="preserve">用一句話描述想安排的活動，AI 比較未來七天的電量，建議最適合的日期與時段並標示不建議的日子，按「排進這天」就直接加入行程。</w:t>
             </w:r>
           </w:p>
         </w:tc>
@@ -1305,7 +1227,7 @@
                 <w:sz w:val="20"/>
                 <w:szCs w:val="20"/>
               </w:rPr>
-              <w:t xml:space="preserve">活動結束後回報「比預期多／差不多／比預期少」，系統統計預測與實際的差距、找出最常被低估的活動類型，並依回報校準個人的基礎容量。</w:t>
+              <w:t xml:space="preserve">行程結束後回報「比預期累／差不多／比預期輕鬆」，AI 週回顧統計預測與實際的差距、找出最常被低估的活動類型，並依回報校準個人的基礎容量。</w:t>
             </w:r>
           </w:p>
         </w:tc>
@@ -1405,132 +1327,6 @@
           </w:p>
         </w:tc>
       </w:tr>
-      <w:tr>
-        <w:trPr>
-          <w:tblHeader w:val="off"/>
-        </w:trPr>
-        <w:tc>
-          <w:tcPr>
-            <w:tcW w:type="dxa" w:w="2259"/>
-            <w:tcBorders>
-              <w:top w:val="single" w:color="C9D3CF" w:sz="4"/>
-              <w:left w:val="single" w:color="C9D3CF" w:sz="4"/>
-              <w:bottom w:val="single" w:color="C9D3CF" w:sz="4"/>
-              <w:right w:val="single" w:color="C9D3CF" w:sz="4"/>
-            </w:tcBorders>
-            <w:tcMar>
-              <w:top w:type="dxa" w:w="70"/>
-              <w:left w:type="dxa" w:w="110"/>
-              <w:bottom w:type="dxa" w:w="70"/>
-              <w:right w:type="dxa" w:w="110"/>
-            </w:tcMar>
-          </w:tcPr>
-          <w:p>
-            <w:pPr>
-              <w:spacing w:line="300"/>
-            </w:pPr>
-            <w:r>
-              <w:rPr>
-                <w:sz w:val="20"/>
-                <w:szCs w:val="20"/>
-              </w:rPr>
-              <w:t xml:space="preserve">PWA</w:t>
-            </w:r>
-          </w:p>
-        </w:tc>
-        <w:tc>
-          <w:tcPr>
-            <w:tcW w:type="dxa" w:w="7153"/>
-            <w:tcBorders>
-              <w:top w:val="single" w:color="C9D3CF" w:sz="4"/>
-              <w:left w:val="single" w:color="C9D3CF" w:sz="4"/>
-              <w:bottom w:val="single" w:color="C9D3CF" w:sz="4"/>
-              <w:right w:val="single" w:color="C9D3CF" w:sz="4"/>
-            </w:tcBorders>
-            <w:tcMar>
-              <w:top w:type="dxa" w:w="70"/>
-              <w:left w:type="dxa" w:w="110"/>
-              <w:bottom w:type="dxa" w:w="70"/>
-              <w:right w:type="dxa" w:w="110"/>
-            </w:tcMar>
-          </w:tcPr>
-          <w:p>
-            <w:pPr>
-              <w:spacing w:line="300"/>
-            </w:pPr>
-            <w:r>
-              <w:rPr>
-                <w:sz w:val="20"/>
-                <w:szCs w:val="20"/>
-              </w:rPr>
-              <w:t xml:space="preserve">可安裝到 Windows（Edge）、Android 與 iOS 主畫面；離線時仍可開啟已瀏覽的頁面與最近一次的一週電量。</w:t>
-            </w:r>
-          </w:p>
-        </w:tc>
-      </w:tr>
-      <w:tr>
-        <w:trPr>
-          <w:tblHeader w:val="off"/>
-        </w:trPr>
-        <w:tc>
-          <w:tcPr>
-            <w:tcW w:type="dxa" w:w="2259"/>
-            <w:tcBorders>
-              <w:top w:val="single" w:color="C9D3CF" w:sz="4"/>
-              <w:left w:val="single" w:color="C9D3CF" w:sz="4"/>
-              <w:bottom w:val="single" w:color="C9D3CF" w:sz="4"/>
-              <w:right w:val="single" w:color="C9D3CF" w:sz="4"/>
-            </w:tcBorders>
-            <w:tcMar>
-              <w:top w:type="dxa" w:w="70"/>
-              <w:left w:type="dxa" w:w="110"/>
-              <w:bottom w:type="dxa" w:w="70"/>
-              <w:right w:type="dxa" w:w="110"/>
-            </w:tcMar>
-          </w:tcPr>
-          <w:p>
-            <w:pPr>
-              <w:spacing w:line="300"/>
-            </w:pPr>
-            <w:r>
-              <w:rPr>
-                <w:sz w:val="20"/>
-                <w:szCs w:val="20"/>
-              </w:rPr>
-              <w:t xml:space="preserve">連結 LifeRPG</w:t>
-            </w:r>
-          </w:p>
-        </w:tc>
-        <w:tc>
-          <w:tcPr>
-            <w:tcW w:type="dxa" w:w="7153"/>
-            <w:tcBorders>
-              <w:top w:val="single" w:color="C9D3CF" w:sz="4"/>
-              <w:left w:val="single" w:color="C9D3CF" w:sz="4"/>
-              <w:bottom w:val="single" w:color="C9D3CF" w:sz="4"/>
-              <w:right w:val="single" w:color="C9D3CF" w:sz="4"/>
-            </w:tcBorders>
-            <w:tcMar>
-              <w:top w:type="dxa" w:w="70"/>
-              <w:left w:type="dxa" w:w="110"/>
-              <w:bottom w:type="dxa" w:w="70"/>
-              <w:right w:type="dxa" w:w="110"/>
-            </w:tcMar>
-          </w:tcPr>
-          <w:p>
-            <w:pPr>
-              <w:spacing w:line="300"/>
-            </w:pPr>
-            <w:r>
-              <w:rPr>
-                <w:sz w:val="20"/>
-                <w:szCs w:val="20"/>
-              </w:rPr>
-              <w:t xml:space="preserve">同一個網站內自動連結；換裝置時也可以用個人連結碼手動連結。</w:t>
-            </w:r>
-          </w:p>
-        </w:tc>
-      </w:tr>
     </w:tbl>
     <w:p>
       <w:pPr>
@@ -1542,7 +1338,7 @@
         <w:pStyle w:val="Heading2"/>
       </w:pPr>
       <w:r>
-        <w:t xml:space="preserve">4.2 LifeRPG（遊戲層）</w:t>
+        <w:t xml:space="preserve">4.2 冒險（遊戲層）</w:t>
       </w:r>
     </w:p>
     <w:tbl>
@@ -2129,7 +1925,7 @@
                 <w:sz w:val="20"/>
                 <w:szCs w:val="20"/>
               </w:rPr>
-              <w:t xml:space="preserve">完成「恢復與休息」（放鬆練習、離屏休息、休息安排）或「睡前準備」的專注與補登，會回報電量計讓電量回升（每分鐘 0.5%，單筆 2–30%），同時照一般規則累積該技能的 XP。</w:t>
+              <w:t xml:space="preserve">完成「恢復與休息」（放鬆練習、離屏休息、休息安排）或「睡前準備」的專注與補登，會自動回報讓電量回升（每分鐘 0.5%，單筆 2–30%），同時照一般規則累積該技能的 XP。</w:t>
             </w:r>
           </w:p>
         </w:tc>
@@ -2226,7 +2022,7 @@
                 <w:sz w:val="20"/>
                 <w:szCs w:val="20"/>
               </w:rPr>
-              <w:t xml:space="preserve">資料自主</w:t>
+              <w:t xml:space="preserve">資料自主與 PWA</w:t>
             </w:r>
           </w:p>
         </w:tc>
@@ -2255,7 +2051,7 @@
                 <w:sz w:val="20"/>
                 <w:szCs w:val="20"/>
               </w:rPr>
-              <w:t xml:space="preserve">資料存在瀏覽器的 IndexedDB，支援匯出與還原；PWA 可安裝、可離線使用。電量計連不上時只顯示「離線」，其他功能照常運作。</w:t>
+              <w:t xml:space="preserve">遊戲資料存在瀏覽器的 IndexedDB，支援匯出與還原；整個 App 是 PWA，可安裝到 Windows（Edge）、Android 與 iOS 主畫面並離線使用。電量服務連不上時只顯示「離線」，其他功能照常運作。</w:t>
             </w:r>
           </w:p>
         </w:tc>
@@ -2421,7 +2217,7 @@
                 <w:sz w:val="20"/>
                 <w:szCs w:val="20"/>
               </w:rPr>
-              <w:t xml:space="preserve">LifeRPG（遊戲層）</w:t>
+              <w:t xml:space="preserve">LifeRPG App（唯一介面）</w:t>
             </w:r>
           </w:p>
         </w:tc>
@@ -2450,23 +2246,7 @@
                 <w:sz w:val="20"/>
                 <w:szCs w:val="20"/>
               </w:rPr>
-              <w:t xml:space="preserve">單一 index.html 的 PWA，建置時放進同一網站的 </w:t>
-            </w:r>
-            <w:r>
-              <w:rPr>
-                <w:rFonts w:ascii="Consolas" w:cs="Consolas" w:eastAsia="Consolas" w:hAnsi="Consolas"/>
-                <w:color w:val="1F5F55"/>
-                <w:sz w:val="20"/>
-                <w:szCs w:val="20"/>
-              </w:rPr>
-              <w:t xml:space="preserve">/rpg/</w:t>
-            </w:r>
-            <w:r>
-              <w:rPr>
-                <w:sz w:val="20"/>
-                <w:szCs w:val="20"/>
-              </w:rPr>
-              <w:t xml:space="preserve">；IndexedDB、Service Worker、Canvas</w:t>
+              <w:t xml:space="preserve">單一 index.html 的 PWA，位於網站根目錄；IndexedDB、Service Worker、Canvas、瀏覽器語音辨識</w:t>
             </w:r>
           </w:p>
         </w:tc>
@@ -2495,7 +2275,7 @@
                 <w:sz w:val="20"/>
                 <w:szCs w:val="20"/>
               </w:rPr>
-              <w:t xml:space="preserve">專注 Boss 戰、技能樹、目標與 XP；顯示生活電量條與 AI 嚮導卡片</w:t>
+              <w:t xml:space="preserve">所有畫面：冒險、技能、目標、生活電量、行事曆、AI 嚮導</w:t>
             </w:r>
           </w:p>
         </w:tc>
@@ -2529,7 +2309,7 @@
                 <w:sz w:val="20"/>
                 <w:szCs w:val="20"/>
               </w:rPr>
-              <w:t xml:space="preserve">生活電量計（電量層）</w:t>
+              <w:t xml:space="preserve">API 服務</w:t>
             </w:r>
           </w:p>
         </w:tc>
@@ -2558,7 +2338,7 @@
                 <w:sz w:val="20"/>
                 <w:szCs w:val="20"/>
               </w:rPr>
-              <w:t xml:space="preserve">Next.js 14，全部 API 跑在 Cloudflare Pages 的 edge runtime；PWA</w:t>
+              <w:t xml:space="preserve">Next.js 14 Route Handlers，全部跑在 Cloudflare Pages 的 edge runtime；與 App 同一個網域</w:t>
             </w:r>
           </w:p>
         </w:tc>
@@ -2587,7 +2367,7 @@
                 <w:sz w:val="20"/>
                 <w:szCs w:val="20"/>
               </w:rPr>
-              <w:t xml:space="preserve">行程輸入、耗電預測、七天電量與風險預警、排程建議、回顧、Outlook 整合</w:t>
+              <w:t xml:space="preserve">行程、耗電預測、七天電量、風險預警、排程建議、週回顧、Outlook 整合</w:t>
             </w:r>
           </w:p>
         </w:tc>
@@ -2679,7 +2459,7 @@
                 <w:sz w:val="20"/>
                 <w:szCs w:val="20"/>
               </w:rPr>
-              <w:t xml:space="preserve">匿名使用者的人格設定與行程（users、activities）</w:t>
+              <w:t xml:space="preserve">匿名使用者的快篩結果與行程（users、activities）</w:t>
             </w:r>
           </w:p>
         </w:tc>
@@ -2780,7 +2560,7 @@
                 <w:sz w:val="20"/>
                 <w:szCs w:val="20"/>
               </w:rPr>
-              <w:t xml:space="preserve">耗電修正、風險預警、語音解析、排程建議、週回顧、AI 嚮導</w:t>
+              <w:t xml:space="preserve">耗電修正、語音語意解析、風險預警、排程建議、週回顧、AI 嚮導</w:t>
             </w:r>
           </w:p>
         </w:tc>
@@ -2872,7 +2652,7 @@
                 <w:sz w:val="20"/>
                 <w:szCs w:val="20"/>
               </w:rPr>
-              <w:t xml:space="preserve">在 Outlook 看到行程耗電與預警；把 Outlook 行程帶入電量計</w:t>
+              <w:t xml:space="preserve">在 Outlook 看到行程耗電與預警；把 Outlook 行程帶進 App</w:t>
             </w:r>
           </w:p>
         </w:tc>
@@ -2888,7 +2668,1204 @@
         <w:spacing w:after="120" w:line="320"/>
       </w:pPr>
       <w:r>
-        <w:t xml:space="preserve">主要 API 與資料流向：</w:t>
+        <w:t xml:space="preserve">主要 API（呼叫方都是 LifeRPG App，Outlook 只讀取訂閱內容）：</w:t>
+      </w:r>
+    </w:p>
+    <w:tbl>
+      <w:tblPr>
+        <w:tblW w:type="dxa" w:w="9412"/>
+        <w:tblBorders>
+          <w:top w:val="single" w:color="auto" w:sz="4"/>
+          <w:left w:val="single" w:color="auto" w:sz="4"/>
+          <w:bottom w:val="single" w:color="auto" w:sz="4"/>
+          <w:right w:val="single" w:color="auto" w:sz="4"/>
+          <w:insideH w:val="single" w:color="auto" w:sz="4"/>
+          <w:insideV w:val="single" w:color="auto" w:sz="4"/>
+        </w:tblBorders>
+      </w:tblPr>
+      <w:tblGrid>
+        <w:gridCol w:w="2259"/>
+        <w:gridCol w:w="7153"/>
+      </w:tblGrid>
+      <w:tr>
+        <w:trPr>
+          <w:tblHeader/>
+        </w:trPr>
+        <w:tc>
+          <w:tcPr>
+            <w:tcW w:type="dxa" w:w="2259"/>
+            <w:tcBorders>
+              <w:top w:val="single" w:color="C9D3CF" w:sz="4"/>
+              <w:left w:val="single" w:color="C9D3CF" w:sz="4"/>
+              <w:bottom w:val="single" w:color="C9D3CF" w:sz="4"/>
+              <w:right w:val="single" w:color="C9D3CF" w:sz="4"/>
+            </w:tcBorders>
+            <w:shd w:fill="E6F4EF" w:color="auto" w:val="clear"/>
+            <w:tcMar>
+              <w:top w:type="dxa" w:w="70"/>
+              <w:left w:type="dxa" w:w="110"/>
+              <w:bottom w:type="dxa" w:w="70"/>
+              <w:right w:type="dxa" w:w="110"/>
+            </w:tcMar>
+          </w:tcPr>
+          <w:p>
+            <w:pPr>
+              <w:spacing w:line="300"/>
+            </w:pPr>
+            <w:r>
+              <w:rPr>
+                <w:b/>
+                <w:bCs/>
+                <w:sz w:val="20"/>
+                <w:szCs w:val="20"/>
+              </w:rPr>
+              <w:t xml:space="preserve">API</w:t>
+            </w:r>
+          </w:p>
+        </w:tc>
+        <w:tc>
+          <w:tcPr>
+            <w:tcW w:type="dxa" w:w="7153"/>
+            <w:tcBorders>
+              <w:top w:val="single" w:color="C9D3CF" w:sz="4"/>
+              <w:left w:val="single" w:color="C9D3CF" w:sz="4"/>
+              <w:bottom w:val="single" w:color="C9D3CF" w:sz="4"/>
+              <w:right w:val="single" w:color="C9D3CF" w:sz="4"/>
+            </w:tcBorders>
+            <w:shd w:fill="E6F4EF" w:color="auto" w:val="clear"/>
+            <w:tcMar>
+              <w:top w:type="dxa" w:w="70"/>
+              <w:left w:type="dxa" w:w="110"/>
+              <w:bottom w:type="dxa" w:w="70"/>
+              <w:right w:type="dxa" w:w="110"/>
+            </w:tcMar>
+          </w:tcPr>
+          <w:p>
+            <w:pPr>
+              <w:spacing w:line="300"/>
+            </w:pPr>
+            <w:r>
+              <w:rPr>
+                <w:b/>
+                <w:bCs/>
+                <w:sz w:val="20"/>
+                <w:szCs w:val="20"/>
+              </w:rPr>
+              <w:t xml:space="preserve">用途</w:t>
+            </w:r>
+          </w:p>
+        </w:tc>
+      </w:tr>
+      <w:tr>
+        <w:trPr>
+          <w:tblHeader w:val="off"/>
+        </w:trPr>
+        <w:tc>
+          <w:tcPr>
+            <w:tcW w:type="dxa" w:w="2259"/>
+            <w:tcBorders>
+              <w:top w:val="single" w:color="C9D3CF" w:sz="4"/>
+              <w:left w:val="single" w:color="C9D3CF" w:sz="4"/>
+              <w:bottom w:val="single" w:color="C9D3CF" w:sz="4"/>
+              <w:right w:val="single" w:color="C9D3CF" w:sz="4"/>
+            </w:tcBorders>
+            <w:tcMar>
+              <w:top w:type="dxa" w:w="70"/>
+              <w:left w:type="dxa" w:w="110"/>
+              <w:bottom w:type="dxa" w:w="70"/>
+              <w:right w:type="dxa" w:w="110"/>
+            </w:tcMar>
+          </w:tcPr>
+          <w:p>
+            <w:pPr>
+              <w:spacing w:line="300"/>
+            </w:pPr>
+            <w:r>
+              <w:rPr>
+                <w:rFonts w:ascii="Consolas" w:cs="Consolas" w:eastAsia="Consolas" w:hAnsi="Consolas"/>
+                <w:color w:val="1F5F55"/>
+                <w:sz w:val="20"/>
+                <w:szCs w:val="20"/>
+              </w:rPr>
+              <w:t xml:space="preserve">POST /api/onboarding</w:t>
+            </w:r>
+          </w:p>
+        </w:tc>
+        <w:tc>
+          <w:tcPr>
+            <w:tcW w:type="dxa" w:w="7153"/>
+            <w:tcBorders>
+              <w:top w:val="single" w:color="C9D3CF" w:sz="4"/>
+              <w:left w:val="single" w:color="C9D3CF" w:sz="4"/>
+              <w:bottom w:val="single" w:color="C9D3CF" w:sz="4"/>
+              <w:right w:val="single" w:color="C9D3CF" w:sz="4"/>
+            </w:tcBorders>
+            <w:tcMar>
+              <w:top w:type="dxa" w:w="70"/>
+              <w:left w:type="dxa" w:w="110"/>
+              <w:bottom w:type="dxa" w:w="70"/>
+              <w:right w:type="dxa" w:w="110"/>
+            </w:tcMar>
+          </w:tcPr>
+          <w:p>
+            <w:pPr>
+              <w:spacing w:line="300"/>
+            </w:pPr>
+            <w:r>
+              <w:rPr>
+                <w:sz w:val="20"/>
+                <w:szCs w:val="20"/>
+              </w:rPr>
+              <w:t xml:space="preserve">6 題快篩，建立匿名電量帳號</w:t>
+            </w:r>
+          </w:p>
+        </w:tc>
+      </w:tr>
+      <w:tr>
+        <w:trPr>
+          <w:tblHeader w:val="off"/>
+        </w:trPr>
+        <w:tc>
+          <w:tcPr>
+            <w:tcW w:type="dxa" w:w="2259"/>
+            <w:tcBorders>
+              <w:top w:val="single" w:color="C9D3CF" w:sz="4"/>
+              <w:left w:val="single" w:color="C9D3CF" w:sz="4"/>
+              <w:bottom w:val="single" w:color="C9D3CF" w:sz="4"/>
+              <w:right w:val="single" w:color="C9D3CF" w:sz="4"/>
+            </w:tcBorders>
+            <w:tcMar>
+              <w:top w:type="dxa" w:w="70"/>
+              <w:left w:type="dxa" w:w="110"/>
+              <w:bottom w:type="dxa" w:w="70"/>
+              <w:right w:type="dxa" w:w="110"/>
+            </w:tcMar>
+          </w:tcPr>
+          <w:p>
+            <w:pPr>
+              <w:spacing w:line="300"/>
+            </w:pPr>
+            <w:r>
+              <w:rPr>
+                <w:rFonts w:ascii="Consolas" w:cs="Consolas" w:eastAsia="Consolas" w:hAnsi="Consolas"/>
+                <w:color w:val="1F5F55"/>
+                <w:sz w:val="20"/>
+                <w:szCs w:val="20"/>
+              </w:rPr>
+              <w:t xml:space="preserve">POST /api/parse-voice-activity</w:t>
+            </w:r>
+          </w:p>
+        </w:tc>
+        <w:tc>
+          <w:tcPr>
+            <w:tcW w:type="dxa" w:w="7153"/>
+            <w:tcBorders>
+              <w:top w:val="single" w:color="C9D3CF" w:sz="4"/>
+              <w:left w:val="single" w:color="C9D3CF" w:sz="4"/>
+              <w:bottom w:val="single" w:color="C9D3CF" w:sz="4"/>
+              <w:right w:val="single" w:color="C9D3CF" w:sz="4"/>
+            </w:tcBorders>
+            <w:tcMar>
+              <w:top w:type="dxa" w:w="70"/>
+              <w:left w:type="dxa" w:w="110"/>
+              <w:bottom w:type="dxa" w:w="70"/>
+              <w:right w:type="dxa" w:w="110"/>
+            </w:tcMar>
+          </w:tcPr>
+          <w:p>
+            <w:pPr>
+              <w:spacing w:line="300"/>
+            </w:pPr>
+            <w:r>
+              <w:rPr>
+                <w:sz w:val="20"/>
+                <w:szCs w:val="20"/>
+              </w:rPr>
+              <w:t xml:space="preserve">把語音或文字描述解析成行程欄位</w:t>
+            </w:r>
+          </w:p>
+        </w:tc>
+      </w:tr>
+      <w:tr>
+        <w:trPr>
+          <w:tblHeader w:val="off"/>
+        </w:trPr>
+        <w:tc>
+          <w:tcPr>
+            <w:tcW w:type="dxa" w:w="2259"/>
+            <w:tcBorders>
+              <w:top w:val="single" w:color="C9D3CF" w:sz="4"/>
+              <w:left w:val="single" w:color="C9D3CF" w:sz="4"/>
+              <w:bottom w:val="single" w:color="C9D3CF" w:sz="4"/>
+              <w:right w:val="single" w:color="C9D3CF" w:sz="4"/>
+            </w:tcBorders>
+            <w:tcMar>
+              <w:top w:type="dxa" w:w="70"/>
+              <w:left w:type="dxa" w:w="110"/>
+              <w:bottom w:type="dxa" w:w="70"/>
+              <w:right w:type="dxa" w:w="110"/>
+            </w:tcMar>
+          </w:tcPr>
+          <w:p>
+            <w:pPr>
+              <w:spacing w:line="300"/>
+            </w:pPr>
+            <w:r>
+              <w:rPr>
+                <w:rFonts w:ascii="Consolas" w:cs="Consolas" w:eastAsia="Consolas" w:hAnsi="Consolas"/>
+                <w:color w:val="1F5F55"/>
+                <w:sz w:val="20"/>
+                <w:szCs w:val="20"/>
+              </w:rPr>
+              <w:t xml:space="preserve">POST /api/activities</w:t>
+            </w:r>
+          </w:p>
+        </w:tc>
+        <w:tc>
+          <w:tcPr>
+            <w:tcW w:type="dxa" w:w="7153"/>
+            <w:tcBorders>
+              <w:top w:val="single" w:color="C9D3CF" w:sz="4"/>
+              <w:left w:val="single" w:color="C9D3CF" w:sz="4"/>
+              <w:bottom w:val="single" w:color="C9D3CF" w:sz="4"/>
+              <w:right w:val="single" w:color="C9D3CF" w:sz="4"/>
+            </w:tcBorders>
+            <w:tcMar>
+              <w:top w:type="dxa" w:w="70"/>
+              <w:left w:type="dxa" w:w="110"/>
+              <w:bottom w:type="dxa" w:w="70"/>
+              <w:right w:type="dxa" w:w="110"/>
+            </w:tcMar>
+          </w:tcPr>
+          <w:p>
+            <w:pPr>
+              <w:spacing w:line="300"/>
+            </w:pPr>
+            <w:r>
+              <w:rPr>
+                <w:sz w:val="20"/>
+                <w:szCs w:val="20"/>
+              </w:rPr>
+              <w:t xml:space="preserve">新增行程：規則式立即回應，AI 背景修正</w:t>
+            </w:r>
+          </w:p>
+        </w:tc>
+      </w:tr>
+      <w:tr>
+        <w:trPr>
+          <w:tblHeader w:val="off"/>
+        </w:trPr>
+        <w:tc>
+          <w:tcPr>
+            <w:tcW w:type="dxa" w:w="2259"/>
+            <w:tcBorders>
+              <w:top w:val="single" w:color="C9D3CF" w:sz="4"/>
+              <w:left w:val="single" w:color="C9D3CF" w:sz="4"/>
+              <w:bottom w:val="single" w:color="C9D3CF" w:sz="4"/>
+              <w:right w:val="single" w:color="C9D3CF" w:sz="4"/>
+            </w:tcBorders>
+            <w:tcMar>
+              <w:top w:type="dxa" w:w="70"/>
+              <w:left w:type="dxa" w:w="110"/>
+              <w:bottom w:type="dxa" w:w="70"/>
+              <w:right w:type="dxa" w:w="110"/>
+            </w:tcMar>
+          </w:tcPr>
+          <w:p>
+            <w:pPr>
+              <w:spacing w:line="300"/>
+            </w:pPr>
+            <w:r>
+              <w:rPr>
+                <w:rFonts w:ascii="Consolas" w:cs="Consolas" w:eastAsia="Consolas" w:hAnsi="Consolas"/>
+                <w:color w:val="1F5F55"/>
+                <w:sz w:val="20"/>
+                <w:szCs w:val="20"/>
+              </w:rPr>
+              <w:t xml:space="preserve">GET /api/activities/week</w:t>
+            </w:r>
+          </w:p>
+        </w:tc>
+        <w:tc>
+          <w:tcPr>
+            <w:tcW w:type="dxa" w:w="7153"/>
+            <w:tcBorders>
+              <w:top w:val="single" w:color="C9D3CF" w:sz="4"/>
+              <w:left w:val="single" w:color="C9D3CF" w:sz="4"/>
+              <w:bottom w:val="single" w:color="C9D3CF" w:sz="4"/>
+              <w:right w:val="single" w:color="C9D3CF" w:sz="4"/>
+            </w:tcBorders>
+            <w:tcMar>
+              <w:top w:type="dxa" w:w="70"/>
+              <w:left w:type="dxa" w:w="110"/>
+              <w:bottom w:type="dxa" w:w="70"/>
+              <w:right w:type="dxa" w:w="110"/>
+            </w:tcMar>
+          </w:tcPr>
+          <w:p>
+            <w:pPr>
+              <w:spacing w:line="300"/>
+            </w:pPr>
+            <w:r>
+              <w:rPr>
+                <w:sz w:val="20"/>
+                <w:szCs w:val="20"/>
+              </w:rPr>
+              <w:t xml:space="preserve">七天電量、行程與 AI 風險預警</w:t>
+            </w:r>
+          </w:p>
+        </w:tc>
+      </w:tr>
+      <w:tr>
+        <w:trPr>
+          <w:tblHeader w:val="off"/>
+        </w:trPr>
+        <w:tc>
+          <w:tcPr>
+            <w:tcW w:type="dxa" w:w="2259"/>
+            <w:tcBorders>
+              <w:top w:val="single" w:color="C9D3CF" w:sz="4"/>
+              <w:left w:val="single" w:color="C9D3CF" w:sz="4"/>
+              <w:bottom w:val="single" w:color="C9D3CF" w:sz="4"/>
+              <w:right w:val="single" w:color="C9D3CF" w:sz="4"/>
+            </w:tcBorders>
+            <w:tcMar>
+              <w:top w:type="dxa" w:w="70"/>
+              <w:left w:type="dxa" w:w="110"/>
+              <w:bottom w:type="dxa" w:w="70"/>
+              <w:right w:type="dxa" w:w="110"/>
+            </w:tcMar>
+          </w:tcPr>
+          <w:p>
+            <w:pPr>
+              <w:spacing w:line="300"/>
+            </w:pPr>
+            <w:r>
+              <w:rPr>
+                <w:rFonts w:ascii="Consolas" w:cs="Consolas" w:eastAsia="Consolas" w:hAnsi="Consolas"/>
+                <w:color w:val="1F5F55"/>
+                <w:sz w:val="20"/>
+                <w:szCs w:val="20"/>
+              </w:rPr>
+              <w:t xml:space="preserve">PATCH /api/activities/{id}/actual-drain</w:t>
+            </w:r>
+          </w:p>
+        </w:tc>
+        <w:tc>
+          <w:tcPr>
+            <w:tcW w:type="dxa" w:w="7153"/>
+            <w:tcBorders>
+              <w:top w:val="single" w:color="C9D3CF" w:sz="4"/>
+              <w:left w:val="single" w:color="C9D3CF" w:sz="4"/>
+              <w:bottom w:val="single" w:color="C9D3CF" w:sz="4"/>
+              <w:right w:val="single" w:color="C9D3CF" w:sz="4"/>
+            </w:tcBorders>
+            <w:tcMar>
+              <w:top w:type="dxa" w:w="70"/>
+              <w:left w:type="dxa" w:w="110"/>
+              <w:bottom w:type="dxa" w:w="70"/>
+              <w:right w:type="dxa" w:w="110"/>
+            </w:tcMar>
+          </w:tcPr>
+          <w:p>
+            <w:pPr>
+              <w:spacing w:line="300"/>
+            </w:pPr>
+            <w:r>
+              <w:rPr>
+                <w:sz w:val="20"/>
+                <w:szCs w:val="20"/>
+              </w:rPr>
+              <w:t xml:space="preserve">回報實際感受，校準基礎電量</w:t>
+            </w:r>
+          </w:p>
+        </w:tc>
+      </w:tr>
+      <w:tr>
+        <w:trPr>
+          <w:tblHeader w:val="off"/>
+        </w:trPr>
+        <w:tc>
+          <w:tcPr>
+            <w:tcW w:type="dxa" w:w="2259"/>
+            <w:tcBorders>
+              <w:top w:val="single" w:color="C9D3CF" w:sz="4"/>
+              <w:left w:val="single" w:color="C9D3CF" w:sz="4"/>
+              <w:bottom w:val="single" w:color="C9D3CF" w:sz="4"/>
+              <w:right w:val="single" w:color="C9D3CF" w:sz="4"/>
+            </w:tcBorders>
+            <w:tcMar>
+              <w:top w:type="dxa" w:w="70"/>
+              <w:left w:type="dxa" w:w="110"/>
+              <w:bottom w:type="dxa" w:w="70"/>
+              <w:right w:type="dxa" w:w="110"/>
+            </w:tcMar>
+          </w:tcPr>
+          <w:p>
+            <w:pPr>
+              <w:spacing w:line="300"/>
+            </w:pPr>
+            <w:r>
+              <w:rPr>
+                <w:rFonts w:ascii="Consolas" w:cs="Consolas" w:eastAsia="Consolas" w:hAnsi="Consolas"/>
+                <w:color w:val="1F5F55"/>
+                <w:sz w:val="20"/>
+                <w:szCs w:val="20"/>
+              </w:rPr>
+              <w:t xml:space="preserve">POST /api/schedule-suggest</w:t>
+            </w:r>
+          </w:p>
+        </w:tc>
+        <w:tc>
+          <w:tcPr>
+            <w:tcW w:type="dxa" w:w="7153"/>
+            <w:tcBorders>
+              <w:top w:val="single" w:color="C9D3CF" w:sz="4"/>
+              <w:left w:val="single" w:color="C9D3CF" w:sz="4"/>
+              <w:bottom w:val="single" w:color="C9D3CF" w:sz="4"/>
+              <w:right w:val="single" w:color="C9D3CF" w:sz="4"/>
+            </w:tcBorders>
+            <w:tcMar>
+              <w:top w:type="dxa" w:w="70"/>
+              <w:left w:type="dxa" w:w="110"/>
+              <w:bottom w:type="dxa" w:w="70"/>
+              <w:right w:type="dxa" w:w="110"/>
+            </w:tcMar>
+          </w:tcPr>
+          <w:p>
+            <w:pPr>
+              <w:spacing w:line="300"/>
+            </w:pPr>
+            <w:r>
+              <w:rPr>
+                <w:sz w:val="20"/>
+                <w:szCs w:val="20"/>
+              </w:rPr>
+              <w:t xml:space="preserve">AI 排程建議</w:t>
+            </w:r>
+          </w:p>
+        </w:tc>
+      </w:tr>
+      <w:tr>
+        <w:trPr>
+          <w:tblHeader w:val="off"/>
+        </w:trPr>
+        <w:tc>
+          <w:tcPr>
+            <w:tcW w:type="dxa" w:w="2259"/>
+            <w:tcBorders>
+              <w:top w:val="single" w:color="C9D3CF" w:sz="4"/>
+              <w:left w:val="single" w:color="C9D3CF" w:sz="4"/>
+              <w:bottom w:val="single" w:color="C9D3CF" w:sz="4"/>
+              <w:right w:val="single" w:color="C9D3CF" w:sz="4"/>
+            </w:tcBorders>
+            <w:tcMar>
+              <w:top w:type="dxa" w:w="70"/>
+              <w:left w:type="dxa" w:w="110"/>
+              <w:bottom w:type="dxa" w:w="70"/>
+              <w:right w:type="dxa" w:w="110"/>
+            </w:tcMar>
+          </w:tcPr>
+          <w:p>
+            <w:pPr>
+              <w:spacing w:line="300"/>
+            </w:pPr>
+            <w:r>
+              <w:rPr>
+                <w:rFonts w:ascii="Consolas" w:cs="Consolas" w:eastAsia="Consolas" w:hAnsi="Consolas"/>
+                <w:color w:val="1F5F55"/>
+                <w:sz w:val="20"/>
+                <w:szCs w:val="20"/>
+              </w:rPr>
+              <w:t xml:space="preserve">GET /api/review/week</w:t>
+            </w:r>
+          </w:p>
+        </w:tc>
+        <w:tc>
+          <w:tcPr>
+            <w:tcW w:type="dxa" w:w="7153"/>
+            <w:tcBorders>
+              <w:top w:val="single" w:color="C9D3CF" w:sz="4"/>
+              <w:left w:val="single" w:color="C9D3CF" w:sz="4"/>
+              <w:bottom w:val="single" w:color="C9D3CF" w:sz="4"/>
+              <w:right w:val="single" w:color="C9D3CF" w:sz="4"/>
+            </w:tcBorders>
+            <w:tcMar>
+              <w:top w:type="dxa" w:w="70"/>
+              <w:left w:type="dxa" w:w="110"/>
+              <w:bottom w:type="dxa" w:w="70"/>
+              <w:right w:type="dxa" w:w="110"/>
+            </w:tcMar>
+          </w:tcPr>
+          <w:p>
+            <w:pPr>
+              <w:spacing w:line="300"/>
+            </w:pPr>
+            <w:r>
+              <w:rPr>
+                <w:sz w:val="20"/>
+                <w:szCs w:val="20"/>
+              </w:rPr>
+              <w:t xml:space="preserve">AI 週回顧</w:t>
+            </w:r>
+          </w:p>
+        </w:tc>
+      </w:tr>
+      <w:tr>
+        <w:trPr>
+          <w:tblHeader w:val="off"/>
+        </w:trPr>
+        <w:tc>
+          <w:tcPr>
+            <w:tcW w:type="dxa" w:w="2259"/>
+            <w:tcBorders>
+              <w:top w:val="single" w:color="C9D3CF" w:sz="4"/>
+              <w:left w:val="single" w:color="C9D3CF" w:sz="4"/>
+              <w:bottom w:val="single" w:color="C9D3CF" w:sz="4"/>
+              <w:right w:val="single" w:color="C9D3CF" w:sz="4"/>
+            </w:tcBorders>
+            <w:tcMar>
+              <w:top w:type="dxa" w:w="70"/>
+              <w:left w:type="dxa" w:w="110"/>
+              <w:bottom w:type="dxa" w:w="70"/>
+              <w:right w:type="dxa" w:w="110"/>
+            </w:tcMar>
+          </w:tcPr>
+          <w:p>
+            <w:pPr>
+              <w:spacing w:line="300"/>
+            </w:pPr>
+            <w:r>
+              <w:rPr>
+                <w:rFonts w:ascii="Consolas" w:cs="Consolas" w:eastAsia="Consolas" w:hAnsi="Consolas"/>
+                <w:color w:val="1F5F55"/>
+                <w:sz w:val="20"/>
+                <w:szCs w:val="20"/>
+              </w:rPr>
+              <w:t xml:space="preserve">GET /api/public/battery</w:t>
+            </w:r>
+            <w:r>
+              <w:rPr>
+                <w:sz w:val="20"/>
+                <w:szCs w:val="20"/>
+              </w:rPr>
+              <w:t xml:space="preserve">、</w:t>
+            </w:r>
+            <w:r>
+              <w:rPr>
+                <w:rFonts w:ascii="Consolas" w:cs="Consolas" w:eastAsia="Consolas" w:hAnsi="Consolas"/>
+                <w:color w:val="1F5F55"/>
+                <w:sz w:val="20"/>
+                <w:szCs w:val="20"/>
+              </w:rPr>
+              <w:t xml:space="preserve">POST /api/guide/today</w:t>
+            </w:r>
+          </w:p>
+        </w:tc>
+        <w:tc>
+          <w:tcPr>
+            <w:tcW w:type="dxa" w:w="7153"/>
+            <w:tcBorders>
+              <w:top w:val="single" w:color="C9D3CF" w:sz="4"/>
+              <w:left w:val="single" w:color="C9D3CF" w:sz="4"/>
+              <w:bottom w:val="single" w:color="C9D3CF" w:sz="4"/>
+              <w:right w:val="single" w:color="C9D3CF" w:sz="4"/>
+            </w:tcBorders>
+            <w:tcMar>
+              <w:top w:type="dxa" w:w="70"/>
+              <w:left w:type="dxa" w:w="110"/>
+              <w:bottom w:type="dxa" w:w="70"/>
+              <w:right w:type="dxa" w:w="110"/>
+            </w:tcMar>
+          </w:tcPr>
+          <w:p>
+            <w:pPr>
+              <w:spacing w:line="300"/>
+            </w:pPr>
+            <w:r>
+              <w:rPr>
+                <w:sz w:val="20"/>
+                <w:szCs w:val="20"/>
+              </w:rPr>
+              <w:t xml:space="preserve">冒險大廳的電量條、統計與 AI 嚮導</w:t>
+            </w:r>
+          </w:p>
+        </w:tc>
+      </w:tr>
+      <w:tr>
+        <w:trPr>
+          <w:tblHeader w:val="off"/>
+        </w:trPr>
+        <w:tc>
+          <w:tcPr>
+            <w:tcW w:type="dxa" w:w="2259"/>
+            <w:tcBorders>
+              <w:top w:val="single" w:color="C9D3CF" w:sz="4"/>
+              <w:left w:val="single" w:color="C9D3CF" w:sz="4"/>
+              <w:bottom w:val="single" w:color="C9D3CF" w:sz="4"/>
+              <w:right w:val="single" w:color="C9D3CF" w:sz="4"/>
+            </w:tcBorders>
+            <w:tcMar>
+              <w:top w:type="dxa" w:w="70"/>
+              <w:left w:type="dxa" w:w="110"/>
+              <w:bottom w:type="dxa" w:w="70"/>
+              <w:right w:type="dxa" w:w="110"/>
+            </w:tcMar>
+          </w:tcPr>
+          <w:p>
+            <w:pPr>
+              <w:spacing w:line="300"/>
+            </w:pPr>
+            <w:r>
+              <w:rPr>
+                <w:rFonts w:ascii="Consolas" w:cs="Consolas" w:eastAsia="Consolas" w:hAnsi="Consolas"/>
+                <w:color w:val="1F5F55"/>
+                <w:sz w:val="20"/>
+                <w:szCs w:val="20"/>
+              </w:rPr>
+              <w:t xml:space="preserve">POST /api/public/recovery</w:t>
+            </w:r>
+          </w:p>
+        </w:tc>
+        <w:tc>
+          <w:tcPr>
+            <w:tcW w:type="dxa" w:w="7153"/>
+            <w:tcBorders>
+              <w:top w:val="single" w:color="C9D3CF" w:sz="4"/>
+              <w:left w:val="single" w:color="C9D3CF" w:sz="4"/>
+              <w:bottom w:val="single" w:color="C9D3CF" w:sz="4"/>
+              <w:right w:val="single" w:color="C9D3CF" w:sz="4"/>
+            </w:tcBorders>
+            <w:tcMar>
+              <w:top w:type="dxa" w:w="70"/>
+              <w:left w:type="dxa" w:w="110"/>
+              <w:bottom w:type="dxa" w:w="70"/>
+              <w:right w:type="dxa" w:w="110"/>
+            </w:tcMar>
+          </w:tcPr>
+          <w:p>
+            <w:pPr>
+              <w:spacing w:line="300"/>
+            </w:pPr>
+            <w:r>
+              <w:rPr>
+                <w:sz w:val="20"/>
+                <w:szCs w:val="20"/>
+              </w:rPr>
+              <w:t xml:space="preserve">完成「恢復與休息」後回報，電量回升</w:t>
+            </w:r>
+          </w:p>
+        </w:tc>
+      </w:tr>
+      <w:tr>
+        <w:trPr>
+          <w:tblHeader w:val="off"/>
+        </w:trPr>
+        <w:tc>
+          <w:tcPr>
+            <w:tcW w:type="dxa" w:w="2259"/>
+            <w:tcBorders>
+              <w:top w:val="single" w:color="C9D3CF" w:sz="4"/>
+              <w:left w:val="single" w:color="C9D3CF" w:sz="4"/>
+              <w:bottom w:val="single" w:color="C9D3CF" w:sz="4"/>
+              <w:right w:val="single" w:color="C9D3CF" w:sz="4"/>
+            </w:tcBorders>
+            <w:tcMar>
+              <w:top w:type="dxa" w:w="70"/>
+              <w:left w:type="dxa" w:w="110"/>
+              <w:bottom w:type="dxa" w:w="70"/>
+              <w:right w:type="dxa" w:w="110"/>
+            </w:tcMar>
+          </w:tcPr>
+          <w:p>
+            <w:pPr>
+              <w:spacing w:line="300"/>
+            </w:pPr>
+            <w:r>
+              <w:rPr>
+                <w:rFonts w:ascii="Consolas" w:cs="Consolas" w:eastAsia="Consolas" w:hAnsi="Consolas"/>
+                <w:color w:val="1F5F55"/>
+                <w:sz w:val="20"/>
+                <w:szCs w:val="20"/>
+              </w:rPr>
+              <w:t xml:space="preserve">POST /api/calendar/subscribe</w:t>
+            </w:r>
+            <w:r>
+              <w:rPr>
+                <w:sz w:val="20"/>
+                <w:szCs w:val="20"/>
+              </w:rPr>
+              <w:t xml:space="preserve">、</w:t>
+            </w:r>
+            <w:r>
+              <w:rPr>
+                <w:rFonts w:ascii="Consolas" w:cs="Consolas" w:eastAsia="Consolas" w:hAnsi="Consolas"/>
+                <w:color w:val="1F5F55"/>
+                <w:sz w:val="20"/>
+                <w:szCs w:val="20"/>
+              </w:rPr>
+              <w:t xml:space="preserve">GET /api/calendar/{token}.ics</w:t>
+            </w:r>
+          </w:p>
+        </w:tc>
+        <w:tc>
+          <w:tcPr>
+            <w:tcW w:type="dxa" w:w="7153"/>
+            <w:tcBorders>
+              <w:top w:val="single" w:color="C9D3CF" w:sz="4"/>
+              <w:left w:val="single" w:color="C9D3CF" w:sz="4"/>
+              <w:bottom w:val="single" w:color="C9D3CF" w:sz="4"/>
+              <w:right w:val="single" w:color="C9D3CF" w:sz="4"/>
+            </w:tcBorders>
+            <w:tcMar>
+              <w:top w:type="dxa" w:w="70"/>
+              <w:left w:type="dxa" w:w="110"/>
+              <w:bottom w:type="dxa" w:w="70"/>
+              <w:right w:type="dxa" w:w="110"/>
+            </w:tcMar>
+          </w:tcPr>
+          <w:p>
+            <w:pPr>
+              <w:spacing w:line="300"/>
+            </w:pPr>
+            <w:r>
+              <w:rPr>
+                <w:sz w:val="20"/>
+                <w:szCs w:val="20"/>
+              </w:rPr>
+              <w:t xml:space="preserve">Outlook／Apple 行事曆訂閱</w:t>
+            </w:r>
+          </w:p>
+        </w:tc>
+      </w:tr>
+      <w:tr>
+        <w:trPr>
+          <w:tblHeader w:val="off"/>
+        </w:trPr>
+        <w:tc>
+          <w:tcPr>
+            <w:tcW w:type="dxa" w:w="2259"/>
+            <w:tcBorders>
+              <w:top w:val="single" w:color="C9D3CF" w:sz="4"/>
+              <w:left w:val="single" w:color="C9D3CF" w:sz="4"/>
+              <w:bottom w:val="single" w:color="C9D3CF" w:sz="4"/>
+              <w:right w:val="single" w:color="C9D3CF" w:sz="4"/>
+            </w:tcBorders>
+            <w:tcMar>
+              <w:top w:type="dxa" w:w="70"/>
+              <w:left w:type="dxa" w:w="110"/>
+              <w:bottom w:type="dxa" w:w="70"/>
+              <w:right w:type="dxa" w:w="110"/>
+            </w:tcMar>
+          </w:tcPr>
+          <w:p>
+            <w:pPr>
+              <w:spacing w:line="300"/>
+            </w:pPr>
+            <w:r>
+              <w:rPr>
+                <w:rFonts w:ascii="Consolas" w:cs="Consolas" w:eastAsia="Consolas" w:hAnsi="Consolas"/>
+                <w:color w:val="1F5F55"/>
+                <w:sz w:val="20"/>
+                <w:szCs w:val="20"/>
+              </w:rPr>
+              <w:t xml:space="preserve">POST /api/calendar/import</w:t>
+            </w:r>
+          </w:p>
+        </w:tc>
+        <w:tc>
+          <w:tcPr>
+            <w:tcW w:type="dxa" w:w="7153"/>
+            <w:tcBorders>
+              <w:top w:val="single" w:color="C9D3CF" w:sz="4"/>
+              <w:left w:val="single" w:color="C9D3CF" w:sz="4"/>
+              <w:bottom w:val="single" w:color="C9D3CF" w:sz="4"/>
+              <w:right w:val="single" w:color="C9D3CF" w:sz="4"/>
+            </w:tcBorders>
+            <w:tcMar>
+              <w:top w:type="dxa" w:w="70"/>
+              <w:left w:type="dxa" w:w="110"/>
+              <w:bottom w:type="dxa" w:w="70"/>
+              <w:right w:type="dxa" w:w="110"/>
+            </w:tcMar>
+          </w:tcPr>
+          <w:p>
+            <w:pPr>
+              <w:spacing w:line="300"/>
+            </w:pPr>
+            <w:r>
+              <w:rPr>
+                <w:sz w:val="20"/>
+                <w:szCs w:val="20"/>
+              </w:rPr>
+              <w:t xml:space="preserve">從 Outlook 匯入未來七天行程</w:t>
+            </w:r>
+          </w:p>
+        </w:tc>
+      </w:tr>
+    </w:tbl>
+    <w:p>
+      <w:pPr>
+        <w:spacing w:after="80"/>
+      </w:pPr>
+    </w:p>
+    <w:p>
+      <w:pPr>
+        <w:pStyle w:val="ListParagraph"/>
+        <w:numPr>
+          <w:ilvl w:val="0"/>
+          <w:numId w:val="2"/>
+        </w:numPr>
+        <w:spacing w:after="80" w:line="320"/>
+      </w:pPr>
+      <w:r>
+        <w:rPr>
+          <w:b/>
+          <w:bCs/>
+        </w:rPr>
+        <w:t xml:space="preserve">單一 App。</w:t>
+      </w:r>
+      <w:r>
+        <w:t xml:space="preserve"> LifeRPG 的原始碼獨立維護，建置時放到網站根目錄；API 與畫面同一個網域，不需要跨站設定。</w:t>
+      </w:r>
+    </w:p>
+    <w:p>
+      <w:pPr>
+        <w:pStyle w:val="ListParagraph"/>
+        <w:numPr>
+          <w:ilvl w:val="0"/>
+          <w:numId w:val="2"/>
+        </w:numPr>
+        <w:spacing w:after="80" w:line="320"/>
+      </w:pPr>
+      <w:r>
+        <w:rPr>
+          <w:b/>
+          <w:bCs/>
+        </w:rPr>
+        <w:t xml:space="preserve">匿名帳號。</w:t>
+      </w:r>
+      <w:r>
+        <w:t xml:space="preserve"> 電量服務以匿名 cookie 辨識使用者，不需要註冊；快篩完成即建立帳號。</w:t>
+      </w:r>
+    </w:p>
+    <w:p>
+      <w:pPr>
+        <w:pStyle w:val="ListParagraph"/>
+        <w:numPr>
+          <w:ilvl w:val="0"/>
+          <w:numId w:val="2"/>
+        </w:numPr>
+        <w:spacing w:after="80" w:line="320"/>
+      </w:pPr>
+      <w:r>
+        <w:rPr>
+          <w:b/>
+          <w:bCs/>
+        </w:rPr>
+        <w:t xml:space="preserve">來源檢查。</w:t>
+      </w:r>
+      <w:r>
+        <w:t xml:space="preserve"> 寫入類 API 只接受同站請求，其他來源一律回 403；App 的 CSP 只允許連線到本站。</w:t>
+      </w:r>
+    </w:p>
+    <w:p>
+      <w:pPr>
+        <w:pStyle w:val="Heading1"/>
+      </w:pPr>
+      <w:r>
+        <w:t xml:space="preserve">六、AI 與 Agent 設計</w:t>
+      </w:r>
+    </w:p>
+    <w:p>
+      <w:pPr>
+        <w:pStyle w:val="Heading2"/>
+      </w:pPr>
+      <w:r>
+        <w:t xml:space="preserve">6.1 「規則式估算＋AI 背景修正」</w:t>
+      </w:r>
+    </w:p>
+    <w:p>
+      <w:pPr>
+        <w:spacing w:after="120" w:line="320"/>
+      </w:pPr>
+      <w:r>
+        <w:t xml:space="preserve">所有 AI 呼叫都經過同一個入口（</w:t>
+      </w:r>
+      <w:r>
+        <w:rPr>
+          <w:rFonts w:ascii="Consolas" w:cs="Consolas" w:eastAsia="Consolas" w:hAnsi="Consolas"/>
+          <w:color w:val="1F5F55"/>
+        </w:rPr>
+        <w:t xml:space="preserve">lib/ai.ts</w:t>
+      </w:r>
+      <w:r>
+        <w:t xml:space="preserve">），流程是：</w:t>
+      </w:r>
+    </w:p>
+    <w:p>
+      <w:pPr>
+        <w:pStyle w:val="ListParagraph"/>
+        <w:numPr>
+          <w:ilvl w:val="0"/>
+          <w:numId w:val="4"/>
+        </w:numPr>
+        <w:spacing w:after="100" w:line="320"/>
+      </w:pPr>
+      <w:r>
+        <w:rPr>
+          <w:b/>
+          <w:bCs/>
+        </w:rPr>
+        <w:t xml:space="preserve">規則式模型先回應</w:t>
+      </w:r>
+      <w:r>
+        <w:t xml:space="preserve">：純計算、零延遲，使用者按下送出就看得到結果。</w:t>
+      </w:r>
+    </w:p>
+    <w:p>
+      <w:pPr>
+        <w:pStyle w:val="ListParagraph"/>
+        <w:numPr>
+          <w:ilvl w:val="0"/>
+          <w:numId w:val="4"/>
+        </w:numPr>
+        <w:spacing w:after="100" w:line="320"/>
+      </w:pPr>
+      <w:r>
+        <w:rPr>
+          <w:b/>
+          <w:bCs/>
+        </w:rPr>
+        <w:t xml:space="preserve">生成式 AI 在背景修正</w:t>
+      </w:r>
+      <w:r>
+        <w:t xml:space="preserve">：以 Cloudflare </w:t>
+      </w:r>
+      <w:r>
+        <w:rPr>
+          <w:rFonts w:ascii="Consolas" w:cs="Consolas" w:eastAsia="Consolas" w:hAnsi="Consolas"/>
+          <w:color w:val="1F5F55"/>
+        </w:rPr>
+        <w:t xml:space="preserve">waitUntil</w:t>
+      </w:r>
+      <w:r>
+        <w:t xml:space="preserve"> 背景呼叫模型，輸出通過 Zod 驗證後才回頭更新資料。</w:t>
+      </w:r>
+    </w:p>
+    <w:p>
+      <w:pPr>
+        <w:pStyle w:val="ListParagraph"/>
+        <w:numPr>
+          <w:ilvl w:val="0"/>
+          <w:numId w:val="4"/>
+        </w:numPr>
+        <w:spacing w:after="100" w:line="320"/>
+      </w:pPr>
+      <w:r>
+        <w:rPr>
+          <w:b/>
+          <w:bCs/>
+        </w:rPr>
+        <w:t xml:space="preserve">任何一步失敗都不中斷</w:t>
+      </w:r>
+      <w:r>
+        <w:t xml:space="preserve">：AI 逾時、格式錯誤或服務異常時，保留規則式結果，回應中的 </w:t>
+      </w:r>
+      <w:r>
+        <w:rPr>
+          <w:rFonts w:ascii="Consolas" w:cs="Consolas" w:eastAsia="Consolas" w:hAnsi="Consolas"/>
+          <w:color w:val="1F5F55"/>
+        </w:rPr>
+        <w:t xml:space="preserve">source</w:t>
+      </w:r>
+      <w:r>
+        <w:t xml:space="preserve"> 欄位會標示 </w:t>
+      </w:r>
+      <w:r>
+        <w:rPr>
+          <w:rFonts w:ascii="Consolas" w:cs="Consolas" w:eastAsia="Consolas" w:hAnsi="Consolas"/>
+          <w:color w:val="1F5F55"/>
+        </w:rPr>
+        <w:t xml:space="preserve">rule</w:t>
+      </w:r>
+      <w:r>
+        <w:t xml:space="preserve">。</w:t>
+      </w:r>
+    </w:p>
+    <w:p>
+      <w:pPr>
+        <w:spacing w:after="120" w:line="320"/>
+      </w:pPr>
+      <w:r>
+        <w:t xml:space="preserve">目前生成式 AI 使用 Cloudflare Workers AI 上的 </w:t>
+      </w:r>
+      <w:r>
+        <w:rPr>
+          <w:b/>
+          <w:bCs/>
+        </w:rPr>
+        <w:t xml:space="preserve">Meta Llama 3.3 70B</w:t>
+      </w:r>
+      <w:r>
+        <w:t xml:space="preserve">（符合競賽的模型限制）。供應商鏈另外預留 Azure OpenAI、Groq、OpenAI 的介面，設定金鑰即可依序啟用，不需改程式。</w:t>
+      </w:r>
+    </w:p>
+    <w:p>
+      <w:pPr>
+        <w:pStyle w:val="Heading2"/>
+      </w:pPr>
+      <w:r>
+        <w:t xml:space="preserve">6.2 AI 嚮導 Agent</w:t>
+      </w:r>
+    </w:p>
+    <w:p>
+      <w:pPr>
+        <w:spacing w:after="120" w:line="320"/>
+      </w:pPr>
+      <w:r>
+        <w:t xml:space="preserve">AI 嚮導的輸入是「今天與未來六天的電量、風險日、玩家進行中的目標名稱」，輸出是結構化的今日建議：</w:t>
+      </w:r>
+    </w:p>
+    <w:p>
+      <w:pPr>
+        <w:shd w:fill="F4F6F5" w:color="auto" w:val="clear"/>
+        <w:spacing w:after="0" w:line="240"/>
+        <w:ind w:left="120" w:right="120"/>
+      </w:pPr>
+      <w:r>
+        <w:rPr>
+          <w:rFonts w:ascii="Consolas" w:cs="Consolas" w:eastAsia="Consolas" w:hAnsi="Consolas"/>
+          <w:sz w:val="16"/>
+          <w:szCs w:val="16"/>
+        </w:rPr>
+        <w:t xml:space="preserve">{ "bossGoal": "完成心理學課程複習", "focusMinutes": 20,</w:t>
+      </w:r>
+    </w:p>
+    <w:p>
+      <w:pPr>
+        <w:shd w:fill="F4F6F5" w:color="auto" w:val="clear"/>
+        <w:spacing w:after="160" w:line="240"/>
+        <w:ind w:left="120" w:right="120"/>
+      </w:pPr>
+      <w:r>
+        <w:rPr>
+          <w:rFonts w:ascii="Consolas" w:cs="Consolas" w:eastAsia="Consolas" w:hAnsi="Consolas"/>
+          <w:sz w:val="16"/>
+          <w:szCs w:val="16"/>
+        </w:rPr>
+        <w:t xml:space="preserve">  "recoveryWhen": "晚上行程結束後 20 分鐘", "message": "今天電量 42%，挑戰 20 分鐘就好，打完記得休息。" }</w:t>
+      </w:r>
+    </w:p>
+    <w:p>
+      <w:pPr>
+        <w:pStyle w:val="ListParagraph"/>
+        <w:numPr>
+          <w:ilvl w:val="0"/>
+          <w:numId w:val="2"/>
+        </w:numPr>
+        <w:spacing w:after="80" w:line="320"/>
+      </w:pPr>
+      <w:r>
+        <w:rPr>
+          <w:rFonts w:ascii="Consolas" w:cs="Consolas" w:eastAsia="Consolas" w:hAnsi="Consolas"/>
+          <w:color w:val="1F5F55"/>
+        </w:rPr>
+        <w:t xml:space="preserve">bossGoal</w:t>
+      </w:r>
+      <w:r>
+        <w:t xml:space="preserve"> 必須是玩家目標清單中的名稱，否則視為不指定。</w:t>
+      </w:r>
+    </w:p>
+    <w:p>
+      <w:pPr>
+        <w:pStyle w:val="ListParagraph"/>
+        <w:numPr>
+          <w:ilvl w:val="0"/>
+          <w:numId w:val="2"/>
+        </w:numPr>
+        <w:spacing w:after="80" w:line="320"/>
+      </w:pPr>
+      <w:r>
+        <w:t xml:space="preserve">AI 失敗時退回規則式建議：電量 ≥ 60% 建議挑戰最重要的目標 40 分鐘；30–59% 建議 20 分鐘並在社交後安排恢復；低於 30% 建議以恢復為主。</w:t>
+      </w:r>
+    </w:p>
+    <w:p>
+      <w:pPr>
+        <w:pStyle w:val="ListParagraph"/>
+        <w:numPr>
+          <w:ilvl w:val="0"/>
+          <w:numId w:val="2"/>
+        </w:numPr>
+        <w:spacing w:after="80" w:line="320"/>
+      </w:pPr>
+      <w:r>
+        <w:t xml:space="preserve">只送出目標名稱，不送備註、紀錄或其他個人內容。</w:t>
+      </w:r>
+    </w:p>
+    <w:p>
+      <w:pPr>
+        <w:pStyle w:val="Heading2"/>
+      </w:pPr>
+      <w:r>
+        <w:t xml:space="preserve">6.3 輸入與輸出驗證</w:t>
+      </w:r>
+    </w:p>
+    <w:p>
+      <w:pPr>
+        <w:pStyle w:val="ListParagraph"/>
+        <w:numPr>
+          <w:ilvl w:val="0"/>
+          <w:numId w:val="2"/>
+        </w:numPr>
+        <w:spacing w:after="80" w:line="320"/>
+      </w:pPr>
+      <w:r>
+        <w:t xml:space="preserve">所有 API 輸入以 Zod 驗證；所有 AI 輸出以 Zod 驗證後才採用。</w:t>
+      </w:r>
+    </w:p>
+    <w:p>
+      <w:pPr>
+        <w:pStyle w:val="ListParagraph"/>
+        <w:numPr>
+          <w:ilvl w:val="0"/>
+          <w:numId w:val="2"/>
+        </w:numPr>
+        <w:spacing w:after="80" w:line="320"/>
+      </w:pPr>
+      <w:r>
+        <w:t xml:space="preserve">會呼叫 AI 的路徑先做</w:t>
+      </w:r>
+      <w:r>
+        <w:rPr>
+          <w:b/>
+          <w:bCs/>
+        </w:rPr>
+        <w:t xml:space="preserve">危機字詞偵測</w:t>
+      </w:r>
+      <w:r>
+        <w:t xml:space="preserve">：命中時不交給 AI，直接回覆固定文字並提供安心專線 1925。</w:t>
+      </w:r>
+    </w:p>
+    <w:p>
+      <w:pPr>
+        <w:pStyle w:val="ListParagraph"/>
+        <w:numPr>
+          <w:ilvl w:val="0"/>
+          <w:numId w:val="2"/>
+        </w:numPr>
+        <w:spacing w:after="80" w:line="320"/>
+      </w:pPr>
+      <w:r>
+        <w:t xml:space="preserve">每個 system prompt 都內嵌安全條款：不提供醫療診斷、心理疾病判定或藥物建議。</w:t>
+      </w:r>
+    </w:p>
+    <w:p>
+      <w:pPr>
+        <w:pStyle w:val="Heading1"/>
+      </w:pPr>
+      <w:r>
+        <w:t xml:space="preserve">七、Microsoft 生態系整合</w:t>
       </w:r>
     </w:p>
     <w:tbl>
@@ -2940,7 +3917,7 @@
                 <w:sz w:val="20"/>
                 <w:szCs w:val="20"/>
               </w:rPr>
-              <w:t xml:space="preserve">API</w:t>
+              <w:t xml:space="preserve">整合</w:t>
             </w:r>
           </w:p>
         </w:tc>
@@ -2972,7 +3949,7 @@
                 <w:sz w:val="20"/>
                 <w:szCs w:val="20"/>
               </w:rPr>
-              <w:t xml:space="preserve">呼叫方</w:t>
+              <w:t xml:space="preserve">做法</w:t>
             </w:r>
           </w:p>
         </w:tc>
@@ -3004,7 +3981,7 @@
                 <w:sz w:val="20"/>
                 <w:szCs w:val="20"/>
               </w:rPr>
-              <w:t xml:space="preserve">用途</w:t>
+              <w:t xml:space="preserve">使用者價值</w:t>
             </w:r>
           </w:p>
         </w:tc>
@@ -3035,12 +4012,12 @@
             </w:pPr>
             <w:r>
               <w:rPr>
-                <w:rFonts w:ascii="Consolas" w:cs="Consolas" w:eastAsia="Consolas" w:hAnsi="Consolas"/>
-                <w:color w:val="1F5F55"/>
-                <w:sz w:val="20"/>
-                <w:szCs w:val="20"/>
-              </w:rPr>
-              <w:t xml:space="preserve">GET /api/public/battery</w:t>
+                <w:b/>
+                <w:bCs/>
+                <w:sz w:val="20"/>
+                <w:szCs w:val="20"/>
+              </w:rPr>
+              <w:t xml:space="preserve">Outlook 行事曆訂閱</w:t>
             </w:r>
           </w:p>
         </w:tc>
@@ -3069,7 +4046,7 @@
                 <w:sz w:val="20"/>
                 <w:szCs w:val="20"/>
               </w:rPr>
-              <w:t xml:space="preserve">LifeRPG</w:t>
+              <w:t xml:space="preserve">依 iCalendar（RFC 5545）產生個人專屬訂閱網址；按鈕直接開啟 Outlook 網頁版「從網路訂閱」（支援個人帳號與學校／公司的 Microsoft 365 帳號）。</w:t>
             </w:r>
           </w:p>
         </w:tc>
@@ -3098,7 +4075,7 @@
                 <w:sz w:val="20"/>
                 <w:szCs w:val="20"/>
               </w:rPr>
-              <w:t xml:space="preserve">唯讀電量快照（今天、七天、風險日、人格摘要）</w:t>
+              <w:t xml:space="preserve">行程旁邊就看得到每個活動的預估耗電與低電量日預警，不用另外開 App。</w:t>
             </w:r>
           </w:p>
         </w:tc>
@@ -3129,12 +4106,12 @@
             </w:pPr>
             <w:r>
               <w:rPr>
-                <w:rFonts w:ascii="Consolas" w:cs="Consolas" w:eastAsia="Consolas" w:hAnsi="Consolas"/>
-                <w:color w:val="1F5F55"/>
-                <w:sz w:val="20"/>
-                <w:szCs w:val="20"/>
-              </w:rPr>
-              <w:t xml:space="preserve">POST /api/guide/today</w:t>
+                <w:b/>
+                <w:bCs/>
+                <w:sz w:val="20"/>
+                <w:szCs w:val="20"/>
+              </w:rPr>
+              <w:t xml:space="preserve">Outlook 行事曆匯入</w:t>
             </w:r>
           </w:p>
         </w:tc>
@@ -3163,7 +4140,7 @@
                 <w:sz w:val="20"/>
                 <w:szCs w:val="20"/>
               </w:rPr>
-              <w:t xml:space="preserve">LifeRPG</w:t>
+              <w:t xml:space="preserve">讀取 Outlook「發佈行事曆」的 ICS 連結或匯出的 .ics 檔；處理 Outlook 的 Windows 時區名稱、整天行程與每週重複規則。</w:t>
             </w:r>
           </w:p>
         </w:tc>
@@ -3192,7 +4169,7 @@
                 <w:sz w:val="20"/>
                 <w:szCs w:val="20"/>
               </w:rPr>
-              <w:t xml:space="preserve">AI 嚮導今日建議（只收目標名稱）</w:t>
+              <w:t xml:space="preserve">已經在 Outlook 排好的課表、會議、打工，一次帶進來估算耗電。</w:t>
             </w:r>
           </w:p>
         </w:tc>
@@ -3223,12 +4200,12 @@
             </w:pPr>
             <w:r>
               <w:rPr>
-                <w:rFonts w:ascii="Consolas" w:cs="Consolas" w:eastAsia="Consolas" w:hAnsi="Consolas"/>
-                <w:color w:val="1F5F55"/>
-                <w:sz w:val="20"/>
-                <w:szCs w:val="20"/>
-              </w:rPr>
-              <w:t xml:space="preserve">POST /api/public/recovery</w:t>
+                <w:b/>
+                <w:bCs/>
+                <w:sz w:val="20"/>
+                <w:szCs w:val="20"/>
+              </w:rPr>
+              <w:t xml:space="preserve">Windows／Edge PWA</w:t>
             </w:r>
           </w:p>
         </w:tc>
@@ -3257,7 +4234,7 @@
                 <w:sz w:val="20"/>
                 <w:szCs w:val="20"/>
               </w:rPr>
-              <w:t xml:space="preserve">LifeRPG</w:t>
+              <w:t xml:space="preserve">App 提供 Web App Manifest 與 Service Worker，可在 Edge 安裝成 Windows 應用程式。</w:t>
             </w:r>
           </w:p>
         </w:tc>
@@ -3286,7 +4263,7 @@
                 <w:sz w:val="20"/>
                 <w:szCs w:val="20"/>
               </w:rPr>
-              <w:t xml:space="preserve">回報恢復行動，電量回升</w:t>
+              <w:t xml:space="preserve">像原生 App 一樣從開始功能表開啟，離線也能用。</w:t>
             </w:r>
           </w:p>
         </w:tc>
@@ -3317,12 +4294,12 @@
             </w:pPr>
             <w:r>
               <w:rPr>
-                <w:rFonts w:ascii="Consolas" w:cs="Consolas" w:eastAsia="Consolas" w:hAnsi="Consolas"/>
-                <w:color w:val="1F5F55"/>
-                <w:sz w:val="20"/>
-                <w:szCs w:val="20"/>
-              </w:rPr>
-              <w:t xml:space="preserve">POST /api/activities</w:t>
+                <w:b/>
+                <w:bCs/>
+                <w:sz w:val="20"/>
+                <w:szCs w:val="20"/>
+              </w:rPr>
+              <w:t xml:space="preserve">Edge 語音輸入</w:t>
             </w:r>
           </w:p>
         </w:tc>
@@ -3351,7 +4328,7 @@
                 <w:sz w:val="20"/>
                 <w:szCs w:val="20"/>
               </w:rPr>
-              <w:t xml:space="preserve">電量計</w:t>
+              <w:t xml:space="preserve">語音輸入使用瀏覽器內建的語音辨識（Web Speech API）；在 Microsoft Edge 中由 Edge 的線上語音服務辨識繁體中文。</w:t>
             </w:r>
           </w:p>
         </w:tc>
@@ -3380,289 +4357,7 @@
                 <w:sz w:val="20"/>
                 <w:szCs w:val="20"/>
               </w:rPr>
-              <w:t xml:space="preserve">新增行程：規則式立即回應，AI 背景修正</w:t>
-            </w:r>
-          </w:p>
-        </w:tc>
-      </w:tr>
-      <w:tr>
-        <w:trPr>
-          <w:tblHeader w:val="off"/>
-        </w:trPr>
-        <w:tc>
-          <w:tcPr>
-            <w:tcW w:type="dxa" w:w="1882"/>
-            <w:tcBorders>
-              <w:top w:val="single" w:color="C9D3CF" w:sz="4"/>
-              <w:left w:val="single" w:color="C9D3CF" w:sz="4"/>
-              <w:bottom w:val="single" w:color="C9D3CF" w:sz="4"/>
-              <w:right w:val="single" w:color="C9D3CF" w:sz="4"/>
-            </w:tcBorders>
-            <w:tcMar>
-              <w:top w:type="dxa" w:w="70"/>
-              <w:left w:type="dxa" w:w="110"/>
-              <w:bottom w:type="dxa" w:w="70"/>
-              <w:right w:type="dxa" w:w="110"/>
-            </w:tcMar>
-          </w:tcPr>
-          <w:p>
-            <w:pPr>
-              <w:spacing w:line="300"/>
-            </w:pPr>
-            <w:r>
-              <w:rPr>
-                <w:rFonts w:ascii="Consolas" w:cs="Consolas" w:eastAsia="Consolas" w:hAnsi="Consolas"/>
-                <w:color w:val="1F5F55"/>
-                <w:sz w:val="20"/>
-                <w:szCs w:val="20"/>
-              </w:rPr>
-              <w:t xml:space="preserve">GET /api/activities/week</w:t>
-            </w:r>
-          </w:p>
-        </w:tc>
-        <w:tc>
-          <w:tcPr>
-            <w:tcW w:type="dxa" w:w="3765"/>
-            <w:tcBorders>
-              <w:top w:val="single" w:color="C9D3CF" w:sz="4"/>
-              <w:left w:val="single" w:color="C9D3CF" w:sz="4"/>
-              <w:bottom w:val="single" w:color="C9D3CF" w:sz="4"/>
-              <w:right w:val="single" w:color="C9D3CF" w:sz="4"/>
-            </w:tcBorders>
-            <w:tcMar>
-              <w:top w:type="dxa" w:w="70"/>
-              <w:left w:type="dxa" w:w="110"/>
-              <w:bottom w:type="dxa" w:w="70"/>
-              <w:right w:type="dxa" w:w="110"/>
-            </w:tcMar>
-          </w:tcPr>
-          <w:p>
-            <w:pPr>
-              <w:spacing w:line="300"/>
-            </w:pPr>
-            <w:r>
-              <w:rPr>
-                <w:sz w:val="20"/>
-                <w:szCs w:val="20"/>
-              </w:rPr>
-              <w:t xml:space="preserve">電量計</w:t>
-            </w:r>
-          </w:p>
-        </w:tc>
-        <w:tc>
-          <w:tcPr>
-            <w:tcW w:type="dxa" w:w="3765"/>
-            <w:tcBorders>
-              <w:top w:val="single" w:color="C9D3CF" w:sz="4"/>
-              <w:left w:val="single" w:color="C9D3CF" w:sz="4"/>
-              <w:bottom w:val="single" w:color="C9D3CF" w:sz="4"/>
-              <w:right w:val="single" w:color="C9D3CF" w:sz="4"/>
-            </w:tcBorders>
-            <w:tcMar>
-              <w:top w:type="dxa" w:w="70"/>
-              <w:left w:type="dxa" w:w="110"/>
-              <w:bottom w:type="dxa" w:w="70"/>
-              <w:right w:type="dxa" w:w="110"/>
-            </w:tcMar>
-          </w:tcPr>
-          <w:p>
-            <w:pPr>
-              <w:spacing w:line="300"/>
-            </w:pPr>
-            <w:r>
-              <w:rPr>
-                <w:sz w:val="20"/>
-                <w:szCs w:val="20"/>
-              </w:rPr>
-              <w:t xml:space="preserve">七天電量與風險預警</w:t>
-            </w:r>
-          </w:p>
-        </w:tc>
-      </w:tr>
-      <w:tr>
-        <w:trPr>
-          <w:tblHeader w:val="off"/>
-        </w:trPr>
-        <w:tc>
-          <w:tcPr>
-            <w:tcW w:type="dxa" w:w="1882"/>
-            <w:tcBorders>
-              <w:top w:val="single" w:color="C9D3CF" w:sz="4"/>
-              <w:left w:val="single" w:color="C9D3CF" w:sz="4"/>
-              <w:bottom w:val="single" w:color="C9D3CF" w:sz="4"/>
-              <w:right w:val="single" w:color="C9D3CF" w:sz="4"/>
-            </w:tcBorders>
-            <w:tcMar>
-              <w:top w:type="dxa" w:w="70"/>
-              <w:left w:type="dxa" w:w="110"/>
-              <w:bottom w:type="dxa" w:w="70"/>
-              <w:right w:type="dxa" w:w="110"/>
-            </w:tcMar>
-          </w:tcPr>
-          <w:p>
-            <w:pPr>
-              <w:spacing w:line="300"/>
-            </w:pPr>
-            <w:r>
-              <w:rPr>
-                <w:rFonts w:ascii="Consolas" w:cs="Consolas" w:eastAsia="Consolas" w:hAnsi="Consolas"/>
-                <w:color w:val="1F5F55"/>
-                <w:sz w:val="20"/>
-                <w:szCs w:val="20"/>
-              </w:rPr>
-              <w:t xml:space="preserve">POST /api/calendar/import</w:t>
-            </w:r>
-          </w:p>
-        </w:tc>
-        <w:tc>
-          <w:tcPr>
-            <w:tcW w:type="dxa" w:w="3765"/>
-            <w:tcBorders>
-              <w:top w:val="single" w:color="C9D3CF" w:sz="4"/>
-              <w:left w:val="single" w:color="C9D3CF" w:sz="4"/>
-              <w:bottom w:val="single" w:color="C9D3CF" w:sz="4"/>
-              <w:right w:val="single" w:color="C9D3CF" w:sz="4"/>
-            </w:tcBorders>
-            <w:tcMar>
-              <w:top w:type="dxa" w:w="70"/>
-              <w:left w:type="dxa" w:w="110"/>
-              <w:bottom w:type="dxa" w:w="70"/>
-              <w:right w:type="dxa" w:w="110"/>
-            </w:tcMar>
-          </w:tcPr>
-          <w:p>
-            <w:pPr>
-              <w:spacing w:line="300"/>
-            </w:pPr>
-            <w:r>
-              <w:rPr>
-                <w:sz w:val="20"/>
-                <w:szCs w:val="20"/>
-              </w:rPr>
-              <w:t xml:space="preserve">電量計</w:t>
-            </w:r>
-          </w:p>
-        </w:tc>
-        <w:tc>
-          <w:tcPr>
-            <w:tcW w:type="dxa" w:w="3765"/>
-            <w:tcBorders>
-              <w:top w:val="single" w:color="C9D3CF" w:sz="4"/>
-              <w:left w:val="single" w:color="C9D3CF" w:sz="4"/>
-              <w:bottom w:val="single" w:color="C9D3CF" w:sz="4"/>
-              <w:right w:val="single" w:color="C9D3CF" w:sz="4"/>
-            </w:tcBorders>
-            <w:tcMar>
-              <w:top w:type="dxa" w:w="70"/>
-              <w:left w:type="dxa" w:w="110"/>
-              <w:bottom w:type="dxa" w:w="70"/>
-              <w:right w:type="dxa" w:w="110"/>
-            </w:tcMar>
-          </w:tcPr>
-          <w:p>
-            <w:pPr>
-              <w:spacing w:line="300"/>
-            </w:pPr>
-            <w:r>
-              <w:rPr>
-                <w:sz w:val="20"/>
-                <w:szCs w:val="20"/>
-              </w:rPr>
-              <w:t xml:space="preserve">從 Outlook 匯入未來七天行程</w:t>
-            </w:r>
-          </w:p>
-        </w:tc>
-      </w:tr>
-      <w:tr>
-        <w:trPr>
-          <w:tblHeader w:val="off"/>
-        </w:trPr>
-        <w:tc>
-          <w:tcPr>
-            <w:tcW w:type="dxa" w:w="1882"/>
-            <w:tcBorders>
-              <w:top w:val="single" w:color="C9D3CF" w:sz="4"/>
-              <w:left w:val="single" w:color="C9D3CF" w:sz="4"/>
-              <w:bottom w:val="single" w:color="C9D3CF" w:sz="4"/>
-              <w:right w:val="single" w:color="C9D3CF" w:sz="4"/>
-            </w:tcBorders>
-            <w:tcMar>
-              <w:top w:type="dxa" w:w="70"/>
-              <w:left w:type="dxa" w:w="110"/>
-              <w:bottom w:type="dxa" w:w="70"/>
-              <w:right w:type="dxa" w:w="110"/>
-            </w:tcMar>
-          </w:tcPr>
-          <w:p>
-            <w:pPr>
-              <w:spacing w:line="300"/>
-            </w:pPr>
-            <w:r>
-              <w:rPr>
-                <w:rFonts w:ascii="Consolas" w:cs="Consolas" w:eastAsia="Consolas" w:hAnsi="Consolas"/>
-                <w:color w:val="1F5F55"/>
-                <w:sz w:val="20"/>
-                <w:szCs w:val="20"/>
-              </w:rPr>
-              <w:t xml:space="preserve">GET /api/calendar/{token}.ics</w:t>
-            </w:r>
-          </w:p>
-        </w:tc>
-        <w:tc>
-          <w:tcPr>
-            <w:tcW w:type="dxa" w:w="3765"/>
-            <w:tcBorders>
-              <w:top w:val="single" w:color="C9D3CF" w:sz="4"/>
-              <w:left w:val="single" w:color="C9D3CF" w:sz="4"/>
-              <w:bottom w:val="single" w:color="C9D3CF" w:sz="4"/>
-              <w:right w:val="single" w:color="C9D3CF" w:sz="4"/>
-            </w:tcBorders>
-            <w:tcMar>
-              <w:top w:type="dxa" w:w="70"/>
-              <w:left w:type="dxa" w:w="110"/>
-              <w:bottom w:type="dxa" w:w="70"/>
-              <w:right w:type="dxa" w:w="110"/>
-            </w:tcMar>
-          </w:tcPr>
-          <w:p>
-            <w:pPr>
-              <w:spacing w:line="300"/>
-            </w:pPr>
-            <w:r>
-              <w:rPr>
-                <w:sz w:val="20"/>
-                <w:szCs w:val="20"/>
-              </w:rPr>
-              <w:t xml:space="preserve">Outlook／Apple 行事曆</w:t>
-            </w:r>
-          </w:p>
-        </w:tc>
-        <w:tc>
-          <w:tcPr>
-            <w:tcW w:type="dxa" w:w="3765"/>
-            <w:tcBorders>
-              <w:top w:val="single" w:color="C9D3CF" w:sz="4"/>
-              <w:left w:val="single" w:color="C9D3CF" w:sz="4"/>
-              <w:bottom w:val="single" w:color="C9D3CF" w:sz="4"/>
-              <w:right w:val="single" w:color="C9D3CF" w:sz="4"/>
-            </w:tcBorders>
-            <w:tcMar>
-              <w:top w:type="dxa" w:w="70"/>
-              <w:left w:type="dxa" w:w="110"/>
-              <w:bottom w:type="dxa" w:w="70"/>
-              <w:right w:type="dxa" w:w="110"/>
-            </w:tcMar>
-          </w:tcPr>
-          <w:p>
-            <w:pPr>
-              <w:spacing w:line="300"/>
-            </w:pPr>
-            <w:r>
-              <w:rPr>
-                <w:sz w:val="20"/>
-                <w:szCs w:val="20"/>
-              </w:rPr>
-              <w:t xml:space="preserve">行程與電量預警的訂閱內容</w:t>
+              <w:t xml:space="preserve">不用另外安裝或申請服務，說一句話就能新增行程。</w:t>
             </w:r>
           </w:p>
         </w:tc>
@@ -3672,6 +4367,142 @@
       <w:pPr>
         <w:spacing w:after="80"/>
       </w:pPr>
+    </w:p>
+    <w:p>
+      <w:pPr>
+        <w:pStyle w:val="Heading1"/>
+      </w:pPr>
+      <w:r>
+        <w:t xml:space="preserve">八、理論基礎</w:t>
+      </w:r>
+    </w:p>
+    <w:p>
+      <w:pPr>
+        <w:pStyle w:val="ListParagraph"/>
+        <w:numPr>
+          <w:ilvl w:val="0"/>
+          <w:numId w:val="5"/>
+        </w:numPr>
+        <w:spacing w:after="100" w:line="320"/>
+      </w:pPr>
+      <w:r>
+        <w:rPr>
+          <w:b/>
+          <w:bCs/>
+        </w:rPr>
+        <w:t xml:space="preserve">外向性人格特質（Big Five Extraversion）</w:t>
+      </w:r>
+      <w:r>
+        <w:t xml:space="preserve">：外向性是五大人格特質之一，是連續的向度（Costa &amp; McCrae, 1992）。偏內向者在社交情境中較快感到疲憊，研究也發現外向行為雖帶來當下的正向情緒，卻與數小時後的疲勞有關（Leikas &amp; Ilmarinen, 2017）。本系統以 6 題情境快篩估計個人的基礎電量上限；快篩為自行設計的自我了解工具，不是標準化心理測驗。</w:t>
+      </w:r>
+    </w:p>
+    <w:p>
+      <w:pPr>
+        <w:pStyle w:val="ListParagraph"/>
+        <w:numPr>
+          <w:ilvl w:val="0"/>
+          <w:numId w:val="5"/>
+        </w:numPr>
+        <w:spacing w:after="100" w:line="320"/>
+      </w:pPr>
+      <w:r>
+        <w:rPr>
+          <w:b/>
+          <w:bCs/>
+        </w:rPr>
+        <w:t xml:space="preserve">資源保存理論（Conservation of Resources, COR）</w:t>
+      </w:r>
+      <w:r>
+        <w:t xml:space="preserve">：個人的心理資源有限，資源流失會帶來壓力，而且損失會累積（Hobfoll, 1989）。這是「耗電非線性」與「跨日累積」的依據：時間越長、對象越陌生，消耗越快；前一天沒補回來的赤字會帶到隔天。</w:t>
+      </w:r>
+    </w:p>
+    <w:p>
+      <w:pPr>
+        <w:pStyle w:val="ListParagraph"/>
+        <w:numPr>
+          <w:ilvl w:val="0"/>
+          <w:numId w:val="5"/>
+        </w:numPr>
+        <w:spacing w:after="100" w:line="320"/>
+      </w:pPr>
+      <w:r>
+        <w:rPr>
+          <w:b/>
+          <w:bCs/>
+        </w:rPr>
+        <w:t xml:space="preserve">努力—恢復模型（Effort-Recovery Model）</w:t>
+      </w:r>
+      <w:r>
+        <w:t xml:space="preserve">：工作或學習時付出的努力會造成負荷，需要足夠的恢復才能回到原本狀態（Meijman &amp; Mulder, 1998）。這是把課業、工作、運動等生活活動納入電量，並以強度與時長估算的依據。</w:t>
+      </w:r>
+    </w:p>
+    <w:p>
+      <w:pPr>
+        <w:pStyle w:val="ListParagraph"/>
+        <w:numPr>
+          <w:ilvl w:val="0"/>
+          <w:numId w:val="5"/>
+        </w:numPr>
+        <w:spacing w:after="100" w:line="320"/>
+      </w:pPr>
+      <w:r>
+        <w:rPr>
+          <w:b/>
+          <w:bCs/>
+        </w:rPr>
+        <w:t xml:space="preserve">恢復經驗（Recovery Experiences）</w:t>
+      </w:r>
+      <w:r>
+        <w:t xml:space="preserve">：放鬆、心理抽離等恢復經驗有助於回復精力（Sonnentag &amp; Fritz, 2007）。這是「恢復與休息」技能讓電量回升的設計依據。</w:t>
+      </w:r>
+    </w:p>
+    <w:p>
+      <w:pPr>
+        <w:pStyle w:val="ListParagraph"/>
+        <w:numPr>
+          <w:ilvl w:val="0"/>
+          <w:numId w:val="5"/>
+        </w:numPr>
+        <w:spacing w:after="100" w:line="320"/>
+      </w:pPr>
+      <w:r>
+        <w:rPr>
+          <w:b/>
+          <w:bCs/>
+        </w:rPr>
+        <w:t xml:space="preserve">遊戲化（Gamification）</w:t>
+      </w:r>
+      <w:r>
+        <w:t xml:space="preserve">：在非遊戲情境中使用遊戲設計元素（Deterding et al., 2011）。本作品以 Boss 戰、技能樹、經驗值呈現投入與成長，並設定每日 XP 上限，避免鼓勵過度投入。</w:t>
+      </w:r>
+    </w:p>
+    <w:p>
+      <w:pPr>
+        <w:pStyle w:val="ListParagraph"/>
+        <w:numPr>
+          <w:ilvl w:val="0"/>
+          <w:numId w:val="5"/>
+        </w:numPr>
+        <w:spacing w:after="100" w:line="320"/>
+      </w:pPr>
+      <w:r>
+        <w:rPr>
+          <w:b/>
+          <w:bCs/>
+        </w:rPr>
+        <w:t xml:space="preserve">番茄工作法</w:t>
+      </w:r>
+      <w:r>
+        <w:t xml:space="preserve">：以固定專注時段與短休息交替（Cirillo, 2006），是 Boss 戰番茄鐘模式的依據。</w:t>
+      </w:r>
+    </w:p>
+    <w:p>
+      <w:pPr>
+        <w:pStyle w:val="Heading1"/>
+      </w:pPr>
+      <w:r>
+        <w:t xml:space="preserve">九、隱私、安全與倫理</w:t>
+      </w:r>
     </w:p>
     <w:p>
       <w:pPr>
@@ -3687,20 +4518,10 @@
           <w:b/>
           <w:bCs/>
         </w:rPr>
-        <w:t xml:space="preserve">單一網站。</w:t>
-      </w:r>
-      <w:r>
-        <w:t xml:space="preserve"> LifeRPG 的原始碼獨立維護，建置時複製到電量計網站的 </w:t>
-      </w:r>
-      <w:r>
-        <w:rPr>
-          <w:rFonts w:ascii="Consolas" w:cs="Consolas" w:eastAsia="Consolas" w:hAnsi="Consolas"/>
-          <w:color w:val="1F5F55"/>
-        </w:rPr>
-        <w:t xml:space="preserve">/rpg/</w:t>
-      </w:r>
-      <w:r>
-        <w:t xml:space="preserve">；兩者同一個網域，API 都是同站呼叫。</w:t>
+        <w:t xml:space="preserve">遊戲紀錄只在本機</w:t>
+      </w:r>
+      <w:r>
+        <w:t xml:space="preserve">：目標、專注紀錄與 XP 只存在瀏覽器；行程、電量與快篩結果以匿名帳號存在伺服器，AI 嚮導只收到進行中的目標名稱。</w:t>
       </w:r>
     </w:p>
     <w:p>
@@ -3717,20 +4538,10 @@
           <w:b/>
           <w:bCs/>
         </w:rPr>
-        <w:t xml:space="preserve">自動連結。</w:t>
-      </w:r>
-      <w:r>
-        <w:t xml:space="preserve"> LifeRPG 透過同站的 </w:t>
-      </w:r>
-      <w:r>
-        <w:rPr>
-          <w:rFonts w:ascii="Consolas" w:cs="Consolas" w:eastAsia="Consolas" w:hAnsi="Consolas"/>
-          <w:color w:val="1F5F55"/>
-        </w:rPr>
-        <w:t xml:space="preserve">/api/link-code</w:t>
-      </w:r>
-      <w:r>
-        <w:t xml:space="preserve"> 取得目前的匿名電量帳號，玩家不需要複製貼上；換裝置時仍可用連結碼。</w:t>
+        <w:t xml:space="preserve">匿名使用</w:t>
+      </w:r>
+      <w:r>
+        <w:t xml:space="preserve">：電量計以匿名 session 識別，不需要註冊帳號、不收集姓名或信箱。</w:t>
       </w:r>
     </w:p>
     <w:p>
@@ -3747,198 +4558,10 @@
           <w:b/>
           <w:bCs/>
         </w:rPr>
-        <w:t xml:space="preserve">來源檢查。</w:t>
-      </w:r>
-      <w:r>
-        <w:t xml:space="preserve"> 寫入類 API 只接受同站與白名單來源，其他來源一律回 403；LifeRPG 的 CSP 只允許連線到本站。</w:t>
-      </w:r>
-    </w:p>
-    <w:p>
-      <w:pPr>
-        <w:pStyle w:val="Heading1"/>
-      </w:pPr>
-      <w:r>
-        <w:t xml:space="preserve">六、AI 與 Agent 設計</w:t>
-      </w:r>
-    </w:p>
-    <w:p>
-      <w:pPr>
-        <w:pStyle w:val="Heading2"/>
-      </w:pPr>
-      <w:r>
-        <w:t xml:space="preserve">6.1 「規則式估算＋AI 背景修正」</w:t>
-      </w:r>
-    </w:p>
-    <w:p>
-      <w:pPr>
-        <w:spacing w:after="120" w:line="320"/>
-      </w:pPr>
-      <w:r>
-        <w:t xml:space="preserve">所有 AI 呼叫都經過同一個入口（</w:t>
-      </w:r>
-      <w:r>
-        <w:rPr>
-          <w:rFonts w:ascii="Consolas" w:cs="Consolas" w:eastAsia="Consolas" w:hAnsi="Consolas"/>
-          <w:color w:val="1F5F55"/>
-        </w:rPr>
-        <w:t xml:space="preserve">lib/ai.ts</w:t>
-      </w:r>
-      <w:r>
-        <w:t xml:space="preserve">），流程是：</w:t>
-      </w:r>
-    </w:p>
-    <w:p>
-      <w:pPr>
-        <w:pStyle w:val="ListParagraph"/>
-        <w:numPr>
-          <w:ilvl w:val="0"/>
-          <w:numId w:val="4"/>
-        </w:numPr>
-        <w:spacing w:after="100" w:line="320"/>
-      </w:pPr>
-      <w:r>
-        <w:rPr>
-          <w:b/>
-          <w:bCs/>
-        </w:rPr>
-        <w:t xml:space="preserve">規則式模型先回應</w:t>
-      </w:r>
-      <w:r>
-        <w:t xml:space="preserve">：純計算、零延遲，使用者按下送出就看得到結果。</w:t>
-      </w:r>
-    </w:p>
-    <w:p>
-      <w:pPr>
-        <w:pStyle w:val="ListParagraph"/>
-        <w:numPr>
-          <w:ilvl w:val="0"/>
-          <w:numId w:val="4"/>
-        </w:numPr>
-        <w:spacing w:after="100" w:line="320"/>
-      </w:pPr>
-      <w:r>
-        <w:rPr>
-          <w:b/>
-          <w:bCs/>
-        </w:rPr>
-        <w:t xml:space="preserve">生成式 AI 在背景修正</w:t>
-      </w:r>
-      <w:r>
-        <w:t xml:space="preserve">：以 Cloudflare </w:t>
-      </w:r>
-      <w:r>
-        <w:rPr>
-          <w:rFonts w:ascii="Consolas" w:cs="Consolas" w:eastAsia="Consolas" w:hAnsi="Consolas"/>
-          <w:color w:val="1F5F55"/>
-        </w:rPr>
-        <w:t xml:space="preserve">waitUntil</w:t>
-      </w:r>
-      <w:r>
-        <w:t xml:space="preserve"> 背景呼叫模型，輸出通過 Zod 驗證後才回頭更新資料。</w:t>
-      </w:r>
-    </w:p>
-    <w:p>
-      <w:pPr>
-        <w:pStyle w:val="ListParagraph"/>
-        <w:numPr>
-          <w:ilvl w:val="0"/>
-          <w:numId w:val="4"/>
-        </w:numPr>
-        <w:spacing w:after="100" w:line="320"/>
-      </w:pPr>
-      <w:r>
-        <w:rPr>
-          <w:b/>
-          <w:bCs/>
-        </w:rPr>
-        <w:t xml:space="preserve">任何一步失敗都不中斷</w:t>
-      </w:r>
-      <w:r>
-        <w:t xml:space="preserve">：AI 逾時、格式錯誤或服務異常時，保留規則式結果，回應中的 </w:t>
-      </w:r>
-      <w:r>
-        <w:rPr>
-          <w:rFonts w:ascii="Consolas" w:cs="Consolas" w:eastAsia="Consolas" w:hAnsi="Consolas"/>
-          <w:color w:val="1F5F55"/>
-        </w:rPr>
-        <w:t xml:space="preserve">source</w:t>
-      </w:r>
-      <w:r>
-        <w:t xml:space="preserve"> 欄位會標示 </w:t>
-      </w:r>
-      <w:r>
-        <w:rPr>
-          <w:rFonts w:ascii="Consolas" w:cs="Consolas" w:eastAsia="Consolas" w:hAnsi="Consolas"/>
-          <w:color w:val="1F5F55"/>
-        </w:rPr>
-        <w:t xml:space="preserve">rule</w:t>
-      </w:r>
-      <w:r>
-        <w:t xml:space="preserve">。</w:t>
-      </w:r>
-    </w:p>
-    <w:p>
-      <w:pPr>
-        <w:spacing w:after="120" w:line="320"/>
-      </w:pPr>
-      <w:r>
-        <w:t xml:space="preserve">目前生成式 AI 使用 Cloudflare Workers AI 上的 </w:t>
-      </w:r>
-      <w:r>
-        <w:rPr>
-          <w:b/>
-          <w:bCs/>
-        </w:rPr>
-        <w:t xml:space="preserve">Meta Llama 3.3 70B</w:t>
-      </w:r>
-      <w:r>
-        <w:t xml:space="preserve">（符合競賽的模型限制）。供應商鏈另外預留 Azure OpenAI、Groq、OpenAI 的介面，設定金鑰即可依序啟用，不需改程式。</w:t>
-      </w:r>
-    </w:p>
-    <w:p>
-      <w:pPr>
-        <w:pStyle w:val="Heading2"/>
-      </w:pPr>
-      <w:r>
-        <w:t xml:space="preserve">6.2 AI 嚮導 Agent</w:t>
-      </w:r>
-    </w:p>
-    <w:p>
-      <w:pPr>
-        <w:spacing w:after="120" w:line="320"/>
-      </w:pPr>
-      <w:r>
-        <w:t xml:space="preserve">AI 嚮導的輸入是「今天與未來六天的電量、風險日、玩家進行中的目標名稱」，輸出是結構化的今日建議：</w:t>
-      </w:r>
-    </w:p>
-    <w:p>
-      <w:pPr>
-        <w:shd w:fill="F4F6F5" w:color="auto" w:val="clear"/>
-        <w:spacing w:after="0" w:line="240"/>
-        <w:ind w:left="120" w:right="120"/>
-      </w:pPr>
-      <w:r>
-        <w:rPr>
-          <w:rFonts w:ascii="Consolas" w:cs="Consolas" w:eastAsia="Consolas" w:hAnsi="Consolas"/>
-          <w:sz w:val="16"/>
-          <w:szCs w:val="16"/>
-        </w:rPr>
-        <w:t xml:space="preserve">{ "bossGoal": "完成心理學課程複習", "focusMinutes": 20,</w:t>
-      </w:r>
-    </w:p>
-    <w:p>
-      <w:pPr>
-        <w:shd w:fill="F4F6F5" w:color="auto" w:val="clear"/>
-        <w:spacing w:after="160" w:line="240"/>
-        <w:ind w:left="120" w:right="120"/>
-      </w:pPr>
-      <w:r>
-        <w:rPr>
-          <w:rFonts w:ascii="Consolas" w:cs="Consolas" w:eastAsia="Consolas" w:hAnsi="Consolas"/>
-          <w:sz w:val="16"/>
-          <w:szCs w:val="16"/>
-        </w:rPr>
-        <w:t xml:space="preserve">  "recoveryWhen": "晚上行程結束後 20 分鐘", "message": "今天電量 42%，挑戰 20 分鐘就好，打完記得休息。" }</w:t>
+        <w:t xml:space="preserve">最小化資料</w:t>
+      </w:r>
+      <w:r>
+        <w:t xml:space="preserve">：電量快照 API 只回傳每天的數字與類別合計，不回傳活動細節；Outlook 匯入時行程標題只用來分類，不儲存、不送給 AI；語音由瀏覽器轉成文字後，只把文字送去解析。</w:t>
       </w:r>
     </w:p>
     <w:p>
@@ -3952,13 +4575,13 @@
       </w:pPr>
       <w:r>
         <w:rPr>
-          <w:rFonts w:ascii="Consolas" w:cs="Consolas" w:eastAsia="Consolas" w:hAnsi="Consolas"/>
-          <w:color w:val="1F5F55"/>
+          <w:b/>
+          <w:bCs/>
         </w:rPr>
-        <w:t xml:space="preserve">bossGoal</w:t>
-      </w:r>
-      <w:r>
-        <w:t xml:space="preserve"> 必須是玩家目標清單中的名稱，否則視為不指定。</w:t>
+        <w:t xml:space="preserve">金鑰只在伺服器端</w:t>
+      </w:r>
+      <w:r>
+        <w:t xml:space="preserve">：API 金鑰以 Cloudflare secret 保存，不進 git、不出現在前端。</w:t>
       </w:r>
     </w:p>
     <w:p>
@@ -3971,7 +4594,14 @@
         <w:spacing w:after="80" w:line="320"/>
       </w:pPr>
       <w:r>
-        <w:t xml:space="preserve">AI 失敗時退回規則式建議：電量 ≥ 60% 建議挑戰最重要的目標 40 分鐘；30–59% 建議 20 分鐘並在社交後安排恢復；低於 30% 建議以恢復為主。</w:t>
+        <w:rPr>
+          <w:b/>
+          <w:bCs/>
+        </w:rPr>
+        <w:t xml:space="preserve">限流與防濫用</w:t>
+      </w:r>
+      <w:r>
+        <w:t xml:space="preserve">：所有 API 套用每分鐘呼叫上限；Outlook 匯入只接受 Outlook 官方網域的連結，避免被當成跳板。</w:t>
       </w:r>
     </w:p>
     <w:p>
@@ -3984,15 +4614,14 @@
         <w:spacing w:after="80" w:line="320"/>
       </w:pPr>
       <w:r>
-        <w:t xml:space="preserve">只送出目標名稱，不送備註、紀錄或其他個人內容。</w:t>
-      </w:r>
-    </w:p>
-    <w:p>
-      <w:pPr>
-        <w:pStyle w:val="Heading2"/>
-      </w:pPr>
-      <w:r>
-        <w:t xml:space="preserve">6.3 輸入與輸出驗證</w:t>
+        <w:rPr>
+          <w:b/>
+          <w:bCs/>
+        </w:rPr>
+        <w:t xml:space="preserve">自我照顧，不是醫療</w:t>
+      </w:r>
+      <w:r>
+        <w:t xml:space="preserve">：介面不使用診斷、症狀、治療等醫療用語；危機字詞直接轉介安心專線 1925；長期低電量時提醒尋求信任的人或學校輔導資源。</w:t>
       </w:r>
     </w:p>
     <w:p>
@@ -4005,725 +4634,6 @@
         <w:spacing w:after="80" w:line="320"/>
       </w:pPr>
       <w:r>
-        <w:t xml:space="preserve">所有 API 輸入以 Zod 驗證；所有 AI 輸出以 Zod 驗證後才採用。</w:t>
-      </w:r>
-    </w:p>
-    <w:p>
-      <w:pPr>
-        <w:pStyle w:val="ListParagraph"/>
-        <w:numPr>
-          <w:ilvl w:val="0"/>
-          <w:numId w:val="2"/>
-        </w:numPr>
-        <w:spacing w:after="80" w:line="320"/>
-      </w:pPr>
-      <w:r>
-        <w:t xml:space="preserve">會呼叫 AI 的路徑先做</w:t>
-      </w:r>
-      <w:r>
-        <w:rPr>
-          <w:b/>
-          <w:bCs/>
-        </w:rPr>
-        <w:t xml:space="preserve">危機字詞偵測</w:t>
-      </w:r>
-      <w:r>
-        <w:t xml:space="preserve">：命中時不交給 AI，直接回覆固定文字並提供安心專線 1925。</w:t>
-      </w:r>
-    </w:p>
-    <w:p>
-      <w:pPr>
-        <w:pStyle w:val="ListParagraph"/>
-        <w:numPr>
-          <w:ilvl w:val="0"/>
-          <w:numId w:val="2"/>
-        </w:numPr>
-        <w:spacing w:after="80" w:line="320"/>
-      </w:pPr>
-      <w:r>
-        <w:t xml:space="preserve">每個 system prompt 都內嵌安全條款：不提供醫療診斷、心理疾病判定或藥物建議。</w:t>
-      </w:r>
-    </w:p>
-    <w:p>
-      <w:pPr>
-        <w:pStyle w:val="Heading1"/>
-      </w:pPr>
-      <w:r>
-        <w:t xml:space="preserve">七、Microsoft 生態系整合</w:t>
-      </w:r>
-    </w:p>
-    <w:tbl>
-      <w:tblPr>
-        <w:tblW w:type="dxa" w:w="9412"/>
-        <w:tblBorders>
-          <w:top w:val="single" w:color="auto" w:sz="4"/>
-          <w:left w:val="single" w:color="auto" w:sz="4"/>
-          <w:bottom w:val="single" w:color="auto" w:sz="4"/>
-          <w:right w:val="single" w:color="auto" w:sz="4"/>
-          <w:insideH w:val="single" w:color="auto" w:sz="4"/>
-          <w:insideV w:val="single" w:color="auto" w:sz="4"/>
-        </w:tblBorders>
-      </w:tblPr>
-      <w:tblGrid>
-        <w:gridCol w:w="1882"/>
-        <w:gridCol w:w="3765"/>
-        <w:gridCol w:w="3765"/>
-      </w:tblGrid>
-      <w:tr>
-        <w:trPr>
-          <w:tblHeader/>
-        </w:trPr>
-        <w:tc>
-          <w:tcPr>
-            <w:tcW w:type="dxa" w:w="1882"/>
-            <w:tcBorders>
-              <w:top w:val="single" w:color="C9D3CF" w:sz="4"/>
-              <w:left w:val="single" w:color="C9D3CF" w:sz="4"/>
-              <w:bottom w:val="single" w:color="C9D3CF" w:sz="4"/>
-              <w:right w:val="single" w:color="C9D3CF" w:sz="4"/>
-            </w:tcBorders>
-            <w:shd w:fill="E6F4EF" w:color="auto" w:val="clear"/>
-            <w:tcMar>
-              <w:top w:type="dxa" w:w="70"/>
-              <w:left w:type="dxa" w:w="110"/>
-              <w:bottom w:type="dxa" w:w="70"/>
-              <w:right w:type="dxa" w:w="110"/>
-            </w:tcMar>
-          </w:tcPr>
-          <w:p>
-            <w:pPr>
-              <w:spacing w:line="300"/>
-            </w:pPr>
-            <w:r>
-              <w:rPr>
-                <w:b/>
-                <w:bCs/>
-                <w:sz w:val="20"/>
-                <w:szCs w:val="20"/>
-              </w:rPr>
-              <w:t xml:space="preserve">整合</w:t>
-            </w:r>
-          </w:p>
-        </w:tc>
-        <w:tc>
-          <w:tcPr>
-            <w:tcW w:type="dxa" w:w="3765"/>
-            <w:tcBorders>
-              <w:top w:val="single" w:color="C9D3CF" w:sz="4"/>
-              <w:left w:val="single" w:color="C9D3CF" w:sz="4"/>
-              <w:bottom w:val="single" w:color="C9D3CF" w:sz="4"/>
-              <w:right w:val="single" w:color="C9D3CF" w:sz="4"/>
-            </w:tcBorders>
-            <w:shd w:fill="E6F4EF" w:color="auto" w:val="clear"/>
-            <w:tcMar>
-              <w:top w:type="dxa" w:w="70"/>
-              <w:left w:type="dxa" w:w="110"/>
-              <w:bottom w:type="dxa" w:w="70"/>
-              <w:right w:type="dxa" w:w="110"/>
-            </w:tcMar>
-          </w:tcPr>
-          <w:p>
-            <w:pPr>
-              <w:spacing w:line="300"/>
-            </w:pPr>
-            <w:r>
-              <w:rPr>
-                <w:b/>
-                <w:bCs/>
-                <w:sz w:val="20"/>
-                <w:szCs w:val="20"/>
-              </w:rPr>
-              <w:t xml:space="preserve">做法</w:t>
-            </w:r>
-          </w:p>
-        </w:tc>
-        <w:tc>
-          <w:tcPr>
-            <w:tcW w:type="dxa" w:w="3765"/>
-            <w:tcBorders>
-              <w:top w:val="single" w:color="C9D3CF" w:sz="4"/>
-              <w:left w:val="single" w:color="C9D3CF" w:sz="4"/>
-              <w:bottom w:val="single" w:color="C9D3CF" w:sz="4"/>
-              <w:right w:val="single" w:color="C9D3CF" w:sz="4"/>
-            </w:tcBorders>
-            <w:shd w:fill="E6F4EF" w:color="auto" w:val="clear"/>
-            <w:tcMar>
-              <w:top w:type="dxa" w:w="70"/>
-              <w:left w:type="dxa" w:w="110"/>
-              <w:bottom w:type="dxa" w:w="70"/>
-              <w:right w:type="dxa" w:w="110"/>
-            </w:tcMar>
-          </w:tcPr>
-          <w:p>
-            <w:pPr>
-              <w:spacing w:line="300"/>
-            </w:pPr>
-            <w:r>
-              <w:rPr>
-                <w:b/>
-                <w:bCs/>
-                <w:sz w:val="20"/>
-                <w:szCs w:val="20"/>
-              </w:rPr>
-              <w:t xml:space="preserve">使用者價值</w:t>
-            </w:r>
-          </w:p>
-        </w:tc>
-      </w:tr>
-      <w:tr>
-        <w:trPr>
-          <w:tblHeader w:val="off"/>
-        </w:trPr>
-        <w:tc>
-          <w:tcPr>
-            <w:tcW w:type="dxa" w:w="1882"/>
-            <w:tcBorders>
-              <w:top w:val="single" w:color="C9D3CF" w:sz="4"/>
-              <w:left w:val="single" w:color="C9D3CF" w:sz="4"/>
-              <w:bottom w:val="single" w:color="C9D3CF" w:sz="4"/>
-              <w:right w:val="single" w:color="C9D3CF" w:sz="4"/>
-            </w:tcBorders>
-            <w:tcMar>
-              <w:top w:type="dxa" w:w="70"/>
-              <w:left w:type="dxa" w:w="110"/>
-              <w:bottom w:type="dxa" w:w="70"/>
-              <w:right w:type="dxa" w:w="110"/>
-            </w:tcMar>
-          </w:tcPr>
-          <w:p>
-            <w:pPr>
-              <w:spacing w:line="300"/>
-            </w:pPr>
-            <w:r>
-              <w:rPr>
-                <w:b/>
-                <w:bCs/>
-                <w:sz w:val="20"/>
-                <w:szCs w:val="20"/>
-              </w:rPr>
-              <w:t xml:space="preserve">Outlook 行事曆訂閱</w:t>
-            </w:r>
-          </w:p>
-        </w:tc>
-        <w:tc>
-          <w:tcPr>
-            <w:tcW w:type="dxa" w:w="3765"/>
-            <w:tcBorders>
-              <w:top w:val="single" w:color="C9D3CF" w:sz="4"/>
-              <w:left w:val="single" w:color="C9D3CF" w:sz="4"/>
-              <w:bottom w:val="single" w:color="C9D3CF" w:sz="4"/>
-              <w:right w:val="single" w:color="C9D3CF" w:sz="4"/>
-            </w:tcBorders>
-            <w:tcMar>
-              <w:top w:type="dxa" w:w="70"/>
-              <w:left w:type="dxa" w:w="110"/>
-              <w:bottom w:type="dxa" w:w="70"/>
-              <w:right w:type="dxa" w:w="110"/>
-            </w:tcMar>
-          </w:tcPr>
-          <w:p>
-            <w:pPr>
-              <w:spacing w:line="300"/>
-            </w:pPr>
-            <w:r>
-              <w:rPr>
-                <w:sz w:val="20"/>
-                <w:szCs w:val="20"/>
-              </w:rPr>
-              <w:t xml:space="preserve">依 iCalendar（RFC 5545）產生個人專屬訂閱網址；按鈕直接開啟 Outlook 網頁版「從網路訂閱」（支援個人帳號與學校／公司的 Microsoft 365 帳號）。</w:t>
-            </w:r>
-          </w:p>
-        </w:tc>
-        <w:tc>
-          <w:tcPr>
-            <w:tcW w:type="dxa" w:w="3765"/>
-            <w:tcBorders>
-              <w:top w:val="single" w:color="C9D3CF" w:sz="4"/>
-              <w:left w:val="single" w:color="C9D3CF" w:sz="4"/>
-              <w:bottom w:val="single" w:color="C9D3CF" w:sz="4"/>
-              <w:right w:val="single" w:color="C9D3CF" w:sz="4"/>
-            </w:tcBorders>
-            <w:tcMar>
-              <w:top w:type="dxa" w:w="70"/>
-              <w:left w:type="dxa" w:w="110"/>
-              <w:bottom w:type="dxa" w:w="70"/>
-              <w:right w:type="dxa" w:w="110"/>
-            </w:tcMar>
-          </w:tcPr>
-          <w:p>
-            <w:pPr>
-              <w:spacing w:line="300"/>
-            </w:pPr>
-            <w:r>
-              <w:rPr>
-                <w:sz w:val="20"/>
-                <w:szCs w:val="20"/>
-              </w:rPr>
-              <w:t xml:space="preserve">行程旁邊就看得到每個活動的預估耗電與低電量日預警，不用另外開 App。</w:t>
-            </w:r>
-          </w:p>
-        </w:tc>
-      </w:tr>
-      <w:tr>
-        <w:trPr>
-          <w:tblHeader w:val="off"/>
-        </w:trPr>
-        <w:tc>
-          <w:tcPr>
-            <w:tcW w:type="dxa" w:w="1882"/>
-            <w:tcBorders>
-              <w:top w:val="single" w:color="C9D3CF" w:sz="4"/>
-              <w:left w:val="single" w:color="C9D3CF" w:sz="4"/>
-              <w:bottom w:val="single" w:color="C9D3CF" w:sz="4"/>
-              <w:right w:val="single" w:color="C9D3CF" w:sz="4"/>
-            </w:tcBorders>
-            <w:tcMar>
-              <w:top w:type="dxa" w:w="70"/>
-              <w:left w:type="dxa" w:w="110"/>
-              <w:bottom w:type="dxa" w:w="70"/>
-              <w:right w:type="dxa" w:w="110"/>
-            </w:tcMar>
-          </w:tcPr>
-          <w:p>
-            <w:pPr>
-              <w:spacing w:line="300"/>
-            </w:pPr>
-            <w:r>
-              <w:rPr>
-                <w:b/>
-                <w:bCs/>
-                <w:sz w:val="20"/>
-                <w:szCs w:val="20"/>
-              </w:rPr>
-              <w:t xml:space="preserve">Outlook 行事曆匯入</w:t>
-            </w:r>
-          </w:p>
-        </w:tc>
-        <w:tc>
-          <w:tcPr>
-            <w:tcW w:type="dxa" w:w="3765"/>
-            <w:tcBorders>
-              <w:top w:val="single" w:color="C9D3CF" w:sz="4"/>
-              <w:left w:val="single" w:color="C9D3CF" w:sz="4"/>
-              <w:bottom w:val="single" w:color="C9D3CF" w:sz="4"/>
-              <w:right w:val="single" w:color="C9D3CF" w:sz="4"/>
-            </w:tcBorders>
-            <w:tcMar>
-              <w:top w:type="dxa" w:w="70"/>
-              <w:left w:type="dxa" w:w="110"/>
-              <w:bottom w:type="dxa" w:w="70"/>
-              <w:right w:type="dxa" w:w="110"/>
-            </w:tcMar>
-          </w:tcPr>
-          <w:p>
-            <w:pPr>
-              <w:spacing w:line="300"/>
-            </w:pPr>
-            <w:r>
-              <w:rPr>
-                <w:sz w:val="20"/>
-                <w:szCs w:val="20"/>
-              </w:rPr>
-              <w:t xml:space="preserve">讀取 Outlook「發佈行事曆」的 ICS 連結或匯出的 .ics 檔；處理 Outlook 的 Windows 時區名稱、整天行程與每週重複規則。</w:t>
-            </w:r>
-          </w:p>
-        </w:tc>
-        <w:tc>
-          <w:tcPr>
-            <w:tcW w:type="dxa" w:w="3765"/>
-            <w:tcBorders>
-              <w:top w:val="single" w:color="C9D3CF" w:sz="4"/>
-              <w:left w:val="single" w:color="C9D3CF" w:sz="4"/>
-              <w:bottom w:val="single" w:color="C9D3CF" w:sz="4"/>
-              <w:right w:val="single" w:color="C9D3CF" w:sz="4"/>
-            </w:tcBorders>
-            <w:tcMar>
-              <w:top w:type="dxa" w:w="70"/>
-              <w:left w:type="dxa" w:w="110"/>
-              <w:bottom w:type="dxa" w:w="70"/>
-              <w:right w:type="dxa" w:w="110"/>
-            </w:tcMar>
-          </w:tcPr>
-          <w:p>
-            <w:pPr>
-              <w:spacing w:line="300"/>
-            </w:pPr>
-            <w:r>
-              <w:rPr>
-                <w:sz w:val="20"/>
-                <w:szCs w:val="20"/>
-              </w:rPr>
-              <w:t xml:space="preserve">已經在 Outlook 排好的課表、會議、打工，一次帶進來估算耗電。</w:t>
-            </w:r>
-          </w:p>
-        </w:tc>
-      </w:tr>
-      <w:tr>
-        <w:trPr>
-          <w:tblHeader w:val="off"/>
-        </w:trPr>
-        <w:tc>
-          <w:tcPr>
-            <w:tcW w:type="dxa" w:w="1882"/>
-            <w:tcBorders>
-              <w:top w:val="single" w:color="C9D3CF" w:sz="4"/>
-              <w:left w:val="single" w:color="C9D3CF" w:sz="4"/>
-              <w:bottom w:val="single" w:color="C9D3CF" w:sz="4"/>
-              <w:right w:val="single" w:color="C9D3CF" w:sz="4"/>
-            </w:tcBorders>
-            <w:tcMar>
-              <w:top w:type="dxa" w:w="70"/>
-              <w:left w:type="dxa" w:w="110"/>
-              <w:bottom w:type="dxa" w:w="70"/>
-              <w:right w:type="dxa" w:w="110"/>
-            </w:tcMar>
-          </w:tcPr>
-          <w:p>
-            <w:pPr>
-              <w:spacing w:line="300"/>
-            </w:pPr>
-            <w:r>
-              <w:rPr>
-                <w:b/>
-                <w:bCs/>
-                <w:sz w:val="20"/>
-                <w:szCs w:val="20"/>
-              </w:rPr>
-              <w:t xml:space="preserve">Windows／Edge PWA</w:t>
-            </w:r>
-          </w:p>
-        </w:tc>
-        <w:tc>
-          <w:tcPr>
-            <w:tcW w:type="dxa" w:w="3765"/>
-            <w:tcBorders>
-              <w:top w:val="single" w:color="C9D3CF" w:sz="4"/>
-              <w:left w:val="single" w:color="C9D3CF" w:sz="4"/>
-              <w:bottom w:val="single" w:color="C9D3CF" w:sz="4"/>
-              <w:right w:val="single" w:color="C9D3CF" w:sz="4"/>
-            </w:tcBorders>
-            <w:tcMar>
-              <w:top w:type="dxa" w:w="70"/>
-              <w:left w:type="dxa" w:w="110"/>
-              <w:bottom w:type="dxa" w:w="70"/>
-              <w:right w:type="dxa" w:w="110"/>
-            </w:tcMar>
-          </w:tcPr>
-          <w:p>
-            <w:pPr>
-              <w:spacing w:line="300"/>
-            </w:pPr>
-            <w:r>
-              <w:rPr>
-                <w:sz w:val="20"/>
-                <w:szCs w:val="20"/>
-              </w:rPr>
-              <w:t xml:space="preserve">兩個 app 都提供 Web App Manifest 與 Service Worker，可在 Edge 安裝成 Windows 應用程式。</w:t>
-            </w:r>
-          </w:p>
-        </w:tc>
-        <w:tc>
-          <w:tcPr>
-            <w:tcW w:type="dxa" w:w="3765"/>
-            <w:tcBorders>
-              <w:top w:val="single" w:color="C9D3CF" w:sz="4"/>
-              <w:left w:val="single" w:color="C9D3CF" w:sz="4"/>
-              <w:bottom w:val="single" w:color="C9D3CF" w:sz="4"/>
-              <w:right w:val="single" w:color="C9D3CF" w:sz="4"/>
-            </w:tcBorders>
-            <w:tcMar>
-              <w:top w:type="dxa" w:w="70"/>
-              <w:left w:type="dxa" w:w="110"/>
-              <w:bottom w:type="dxa" w:w="70"/>
-              <w:right w:type="dxa" w:w="110"/>
-            </w:tcMar>
-          </w:tcPr>
-          <w:p>
-            <w:pPr>
-              <w:spacing w:line="300"/>
-            </w:pPr>
-            <w:r>
-              <w:rPr>
-                <w:sz w:val="20"/>
-                <w:szCs w:val="20"/>
-              </w:rPr>
-              <w:t xml:space="preserve">像原生 App 一樣從開始功能表開啟，離線也能用。</w:t>
-            </w:r>
-          </w:p>
-        </w:tc>
-      </w:tr>
-    </w:tbl>
-    <w:p>
-      <w:pPr>
-        <w:spacing w:after="80"/>
-      </w:pPr>
-    </w:p>
-    <w:p>
-      <w:pPr>
-        <w:pStyle w:val="Heading1"/>
-      </w:pPr>
-      <w:r>
-        <w:t xml:space="preserve">八、理論基礎</w:t>
-      </w:r>
-    </w:p>
-    <w:p>
-      <w:pPr>
-        <w:pStyle w:val="ListParagraph"/>
-        <w:numPr>
-          <w:ilvl w:val="0"/>
-          <w:numId w:val="5"/>
-        </w:numPr>
-        <w:spacing w:after="100" w:line="320"/>
-      </w:pPr>
-      <w:r>
-        <w:rPr>
-          <w:b/>
-          <w:bCs/>
-        </w:rPr>
-        <w:t xml:space="preserve">外向性人格特質（Big Five Extraversion）</w:t>
-      </w:r>
-      <w:r>
-        <w:t xml:space="preserve">：外向性是五大人格特質之一，是連續的向度（Costa &amp; McCrae, 1992）。偏內向者在社交情境中較快感到疲憊，研究也發現外向行為雖帶來當下的正向情緒，卻與數小時後的疲勞有關（Leikas &amp; Ilmarinen, 2017）。本系統以 6 題情境快篩估計個人的基礎電量上限；快篩為自行設計的自我了解工具，不是標準化心理測驗。</w:t>
-      </w:r>
-    </w:p>
-    <w:p>
-      <w:pPr>
-        <w:pStyle w:val="ListParagraph"/>
-        <w:numPr>
-          <w:ilvl w:val="0"/>
-          <w:numId w:val="5"/>
-        </w:numPr>
-        <w:spacing w:after="100" w:line="320"/>
-      </w:pPr>
-      <w:r>
-        <w:rPr>
-          <w:b/>
-          <w:bCs/>
-        </w:rPr>
-        <w:t xml:space="preserve">資源保存理論（Conservation of Resources, COR）</w:t>
-      </w:r>
-      <w:r>
-        <w:t xml:space="preserve">：個人的心理資源有限，資源流失會帶來壓力，而且損失會累積（Hobfoll, 1989）。這是「耗電非線性」與「跨日累積」的依據：時間越長、對象越陌生，消耗越快；前一天沒補回來的赤字會帶到隔天。</w:t>
-      </w:r>
-    </w:p>
-    <w:p>
-      <w:pPr>
-        <w:pStyle w:val="ListParagraph"/>
-        <w:numPr>
-          <w:ilvl w:val="0"/>
-          <w:numId w:val="5"/>
-        </w:numPr>
-        <w:spacing w:after="100" w:line="320"/>
-      </w:pPr>
-      <w:r>
-        <w:rPr>
-          <w:b/>
-          <w:bCs/>
-        </w:rPr>
-        <w:t xml:space="preserve">努力—恢復模型（Effort-Recovery Model）</w:t>
-      </w:r>
-      <w:r>
-        <w:t xml:space="preserve">：工作或學習時付出的努力會造成負荷，需要足夠的恢復才能回到原本狀態（Meijman &amp; Mulder, 1998）。這是把課業、工作、運動等生活活動納入電量，並以強度與時長估算的依據。</w:t>
-      </w:r>
-    </w:p>
-    <w:p>
-      <w:pPr>
-        <w:pStyle w:val="ListParagraph"/>
-        <w:numPr>
-          <w:ilvl w:val="0"/>
-          <w:numId w:val="5"/>
-        </w:numPr>
-        <w:spacing w:after="100" w:line="320"/>
-      </w:pPr>
-      <w:r>
-        <w:rPr>
-          <w:b/>
-          <w:bCs/>
-        </w:rPr>
-        <w:t xml:space="preserve">恢復經驗（Recovery Experiences）</w:t>
-      </w:r>
-      <w:r>
-        <w:t xml:space="preserve">：放鬆、心理抽離等恢復經驗有助於回復精力（Sonnentag &amp; Fritz, 2007）。這是「恢復與休息」技能讓電量回升的設計依據。</w:t>
-      </w:r>
-    </w:p>
-    <w:p>
-      <w:pPr>
-        <w:pStyle w:val="ListParagraph"/>
-        <w:numPr>
-          <w:ilvl w:val="0"/>
-          <w:numId w:val="5"/>
-        </w:numPr>
-        <w:spacing w:after="100" w:line="320"/>
-      </w:pPr>
-      <w:r>
-        <w:rPr>
-          <w:b/>
-          <w:bCs/>
-        </w:rPr>
-        <w:t xml:space="preserve">遊戲化（Gamification）</w:t>
-      </w:r>
-      <w:r>
-        <w:t xml:space="preserve">：在非遊戲情境中使用遊戲設計元素（Deterding et al., 2011）。本作品以 Boss 戰、技能樹、經驗值呈現投入與成長，並設定每日 XP 上限，避免鼓勵過度投入。</w:t>
-      </w:r>
-    </w:p>
-    <w:p>
-      <w:pPr>
-        <w:pStyle w:val="ListParagraph"/>
-        <w:numPr>
-          <w:ilvl w:val="0"/>
-          <w:numId w:val="5"/>
-        </w:numPr>
-        <w:spacing w:after="100" w:line="320"/>
-      </w:pPr>
-      <w:r>
-        <w:rPr>
-          <w:b/>
-          <w:bCs/>
-        </w:rPr>
-        <w:t xml:space="preserve">番茄工作法</w:t>
-      </w:r>
-      <w:r>
-        <w:t xml:space="preserve">：以固定專注時段與短休息交替（Cirillo, 2006），是 Boss 戰番茄鐘模式的依據。</w:t>
-      </w:r>
-    </w:p>
-    <w:p>
-      <w:pPr>
-        <w:pStyle w:val="Heading1"/>
-      </w:pPr>
-      <w:r>
-        <w:t xml:space="preserve">九、隱私、安全與倫理</w:t>
-      </w:r>
-    </w:p>
-    <w:p>
-      <w:pPr>
-        <w:pStyle w:val="ListParagraph"/>
-        <w:numPr>
-          <w:ilvl w:val="0"/>
-          <w:numId w:val="2"/>
-        </w:numPr>
-        <w:spacing w:after="80" w:line="320"/>
-      </w:pPr>
-      <w:r>
-        <w:rPr>
-          <w:b/>
-          <w:bCs/>
-        </w:rPr>
-        <w:t xml:space="preserve">遊戲紀錄只在本機</w:t>
-      </w:r>
-      <w:r>
-        <w:t xml:space="preserve">：LifeRPG 沒有帳號，目標、紀錄與 XP 只存在瀏覽器；連結電量後只交換連結碼、恢復時數與進行中的目標名稱。</w:t>
-      </w:r>
-    </w:p>
-    <w:p>
-      <w:pPr>
-        <w:pStyle w:val="ListParagraph"/>
-        <w:numPr>
-          <w:ilvl w:val="0"/>
-          <w:numId w:val="2"/>
-        </w:numPr>
-        <w:spacing w:after="80" w:line="320"/>
-      </w:pPr>
-      <w:r>
-        <w:rPr>
-          <w:b/>
-          <w:bCs/>
-        </w:rPr>
-        <w:t xml:space="preserve">匿名使用</w:t>
-      </w:r>
-      <w:r>
-        <w:t xml:space="preserve">：電量計以匿名 session 識別，不需要註冊帳號、不收集姓名或信箱。</w:t>
-      </w:r>
-    </w:p>
-    <w:p>
-      <w:pPr>
-        <w:pStyle w:val="ListParagraph"/>
-        <w:numPr>
-          <w:ilvl w:val="0"/>
-          <w:numId w:val="2"/>
-        </w:numPr>
-        <w:spacing w:after="80" w:line="320"/>
-      </w:pPr>
-      <w:r>
-        <w:rPr>
-          <w:b/>
-          <w:bCs/>
-        </w:rPr>
-        <w:t xml:space="preserve">最小化資料</w:t>
-      </w:r>
-      <w:r>
-        <w:t xml:space="preserve">：公開電量 API 只回傳每天的數字與行程數，不回傳活動細節；Outlook 匯入時行程標題只用來分類，不儲存、不送給 AI。</w:t>
-      </w:r>
-    </w:p>
-    <w:p>
-      <w:pPr>
-        <w:pStyle w:val="ListParagraph"/>
-        <w:numPr>
-          <w:ilvl w:val="0"/>
-          <w:numId w:val="2"/>
-        </w:numPr>
-        <w:spacing w:after="80" w:line="320"/>
-      </w:pPr>
-      <w:r>
-        <w:rPr>
-          <w:b/>
-          <w:bCs/>
-        </w:rPr>
-        <w:t xml:space="preserve">金鑰只在伺服器端</w:t>
-      </w:r>
-      <w:r>
-        <w:t xml:space="preserve">：API 金鑰以 Cloudflare secret 保存，不進 git、不出現在前端。</w:t>
-      </w:r>
-    </w:p>
-    <w:p>
-      <w:pPr>
-        <w:pStyle w:val="ListParagraph"/>
-        <w:numPr>
-          <w:ilvl w:val="0"/>
-          <w:numId w:val="2"/>
-        </w:numPr>
-        <w:spacing w:after="80" w:line="320"/>
-      </w:pPr>
-      <w:r>
-        <w:rPr>
-          <w:b/>
-          <w:bCs/>
-        </w:rPr>
-        <w:t xml:space="preserve">限流與防濫用</w:t>
-      </w:r>
-      <w:r>
-        <w:t xml:space="preserve">：所有 API 套用每分鐘呼叫上限；Outlook 匯入只接受 Outlook 官方網域的連結，避免被當成跳板。</w:t>
-      </w:r>
-    </w:p>
-    <w:p>
-      <w:pPr>
-        <w:pStyle w:val="ListParagraph"/>
-        <w:numPr>
-          <w:ilvl w:val="0"/>
-          <w:numId w:val="2"/>
-        </w:numPr>
-        <w:spacing w:after="80" w:line="320"/>
-      </w:pPr>
-      <w:r>
-        <w:rPr>
-          <w:b/>
-          <w:bCs/>
-        </w:rPr>
-        <w:t xml:space="preserve">自我照顧，不是醫療</w:t>
-      </w:r>
-      <w:r>
-        <w:t xml:space="preserve">：介面不使用診斷、症狀、治療等醫療用語；危機字詞直接轉介安心專線 1925；長期低電量時提醒尋求信任的人或學校輔導資源。</w:t>
-      </w:r>
-    </w:p>
-    <w:p>
-      <w:pPr>
-        <w:pStyle w:val="ListParagraph"/>
-        <w:numPr>
-          <w:ilvl w:val="0"/>
-          <w:numId w:val="2"/>
-        </w:numPr>
-        <w:spacing w:after="80" w:line="320"/>
-      </w:pPr>
-      <w:r>
         <w:rPr>
           <w:b/>
           <w:bCs/>
@@ -4759,10 +4669,10 @@
           <w:rFonts w:ascii="Consolas" w:cs="Consolas" w:eastAsia="Consolas" w:hAnsi="Consolas"/>
           <w:color w:val="1F5F55"/>
         </w:rPr>
-        <w:t xml:space="preserve">https://social-battery-meter.pages.dev/week?demo=1</w:t>
-      </w:r>
-      <w:r>
-        <w:t xml:space="preserve">：示範角色接下來七天中，第 3、4、5 天電量低於 30%；其中第 4 天起床只剩 46%，是前一天的迎新累積下來的。</w:t>
+        <w:t xml:space="preserve">https://liferpg-adventure.pages.dev/?demo=1#demo</w:t>
+      </w:r>
+      <w:r>
+        <w:t xml:space="preserve">，進入示範角色與示範電量。</w:t>
       </w:r>
     </w:p>
     <w:p>
@@ -4775,7 +4685,7 @@
         <w:spacing w:after="100" w:line="320"/>
       </w:pPr>
       <w:r>
-        <w:t xml:space="preserve">從上方選單點「冒險」進入 LifeRPG，自動連結示範電量，冒險大廳出現生活電量條與 AI 嚮導卡片。</w:t>
+        <w:t xml:space="preserve">冒險大廳：生活電量條、AI 嚮導的今日建議、七天電量長條圖與統計；接下來七天中第 3、4、5 天低於 30%，第 4 天起床只剩 46%，是前一天的迎新累積下來的。</w:t>
       </w:r>
     </w:p>
     <w:p>
@@ -4801,7 +4711,7 @@
         <w:spacing w:after="100" w:line="320"/>
       </w:pPr>
       <w:r>
-        <w:t xml:space="preserve">在電量計用語音新增一場活動，回到 LifeRPG，電量條下降，嚮導建議隨之更新。</w:t>
+        <w:t xml:space="preserve">切到「生活電量」，按「語音輸入」說出一個行程，AI 辨識並填好表單，加入後電量條與七天電量立即更新。</w:t>
       </w:r>
     </w:p>
     <w:p>
@@ -4827,7 +4737,7 @@
         <w:spacing w:after="100" w:line="320"/>
       </w:pPr>
       <w:r>
-        <w:t xml:space="preserve">在電量計按「加入 Outlook」，行程與電量預警出現在 Outlook 行事曆；或從 Outlook 匯入課表。</w:t>
+        <w:t xml:space="preserve">用「AI 排程建議」找新活動的最佳時間；產生 AI 週回顧。</w:t>
       </w:r>
     </w:p>
     <w:p>
@@ -4840,7 +4750,20 @@
         <w:spacing w:after="100" w:line="320"/>
       </w:pPr>
       <w:r>
-        <w:t xml:space="preserve">把兩個 app 安裝成 PWA，展示離線開啟。</w:t>
+        <w:t xml:space="preserve">按「加入 Outlook」，行程與電量預警出現在 Outlook 行事曆；或從 Outlook 匯入課表。</w:t>
+      </w:r>
+    </w:p>
+    <w:p>
+      <w:pPr>
+        <w:pStyle w:val="ListParagraph"/>
+        <w:numPr>
+          <w:ilvl w:val="0"/>
+          <w:numId w:val="6"/>
+        </w:numPr>
+        <w:spacing w:after="100" w:line="320"/>
+      </w:pPr>
+      <w:r>
+        <w:t xml:space="preserve">用無痕視窗打開網址，展示第一次進入時的 6 題快篩；把 App 安裝成 PWA，展示離線開啟。</w:t>
       </w:r>
     </w:p>
     <w:p>
@@ -4965,7 +4888,7 @@
                 <w:sz w:val="20"/>
                 <w:szCs w:val="20"/>
               </w:rPr>
-              <w:t xml:space="preserve">電量層</w:t>
+              <w:t xml:space="preserve">API 服務</w:t>
             </w:r>
           </w:p>
         </w:tc>
@@ -4994,7 +4917,7 @@
                 <w:sz w:val="20"/>
                 <w:szCs w:val="20"/>
               </w:rPr>
-              <w:t xml:space="preserve">Next.js 14（App Router）、TypeScript、Tailwind CSS、Radix UI、Framer Motion</w:t>
+              <w:t xml:space="preserve">Next.js 14（App Router Route Handlers）、TypeScript、Zod</w:t>
             </w:r>
           </w:p>
         </w:tc>
@@ -5183,7 +5106,7 @@
                 <w:sz w:val="20"/>
                 <w:szCs w:val="20"/>
               </w:rPr>
-              <w:t xml:space="preserve">ElevenLabs Speech-to-Text</w:t>
+              <w:t xml:space="preserve">瀏覽器 Web Speech API（Edge／Chrome，繁體中文）＋生成式 AI 語意解析</w:t>
             </w:r>
           </w:p>
         </w:tc>
@@ -5217,7 +5140,7 @@
                 <w:sz w:val="20"/>
                 <w:szCs w:val="20"/>
               </w:rPr>
-              <w:t xml:space="preserve">遊戲層</w:t>
+              <w:t xml:space="preserve">App 介面</w:t>
             </w:r>
           </w:p>
         </w:tc>
@@ -5246,7 +5169,7 @@
                 <w:sz w:val="20"/>
                 <w:szCs w:val="20"/>
               </w:rPr>
-              <w:t xml:space="preserve">原生 HTML／CSS／JavaScript、IndexedDB、Service Worker、Canvas 戰鬥動畫</w:t>
+              <w:t xml:space="preserve">原生 HTML／CSS／JavaScript（單一檔案 PWA）、IndexedDB、Service Worker、Canvas 戰鬥動畫</w:t>
             </w:r>
           </w:p>
         </w:tc>
@@ -5715,7 +5638,7 @@
       <w:r>
         <w:t xml:space="preserve">. </w:t>
       </w:r>
-      <w:hyperlink w:history="1" r:id="rIdiur0nlj_6s1m562zbqtcu">
+      <w:hyperlink w:history="1" r:id="rIdjzuqqg4-0wsbyru2pzhii">
         <w:r>
           <w:rPr>
             <w:rStyle w:val="Hyperlink"/>
@@ -5769,7 +5692,7 @@
       <w:r>
         <w:t xml:space="preserve">. </w:t>
       </w:r>
-      <w:hyperlink w:history="1" r:id="rIdfcshoadynjlujiguqud4a">
+      <w:hyperlink w:history="1" r:id="rIdkkea4e5c6hcrscxoqtmge">
         <w:r>
           <w:rPr>
             <w:rStyle w:val="Hyperlink"/>
@@ -5800,7 +5723,7 @@
       <w:r>
         <w:t xml:space="preserve">. </w:t>
       </w:r>
-      <w:hyperlink w:history="1" r:id="rId48elqlxdn8itj4unsafmo">
+      <w:hyperlink w:history="1" r:id="rIdjp9u5gxht-_j-bhgknaoe">
         <w:r>
           <w:rPr>
             <w:rStyle w:val="Hyperlink"/>
@@ -5831,7 +5754,7 @@
       <w:r>
         <w:t xml:space="preserve">. </w:t>
       </w:r>
-      <w:hyperlink w:history="1" r:id="rIdy9imfosrs1xynhnz8q3ho">
+      <w:hyperlink w:history="1" r:id="rIdt2tnbsths5bslyicpcgho">
         <w:r>
           <w:rPr>
             <w:rStyle w:val="Hyperlink"/>

--- a/docs/系統概述.docx
+++ b/docs/系統概述.docx
@@ -164,7 +164,7 @@
             <w:pPr>
               <w:spacing w:line="300"/>
             </w:pPr>
-            <w:hyperlink w:history="1" r:id="rIdzdgpylh_l8xiql7fi_gas">
+            <w:hyperlink w:history="1" r:id="rIddx0fp0e1hmqi-niti-l_u">
               <w:r>
                 <w:rPr>
                   <w:rStyle w:val="Hyperlink"/>
@@ -230,7 +230,7 @@
             <w:pPr>
               <w:spacing w:line="300"/>
             </w:pPr>
-            <w:hyperlink w:history="1" r:id="rIdkr1asmpaown-zvaj5eyi6">
+            <w:hyperlink w:history="1" r:id="rIdlu0h4qjltk3dhsczwawei">
               <w:r>
                 <w:rPr>
                   <w:rStyle w:val="Hyperlink"/>
@@ -303,7 +303,7 @@
             <w:pPr>
               <w:spacing w:line="300"/>
             </w:pPr>
-            <w:hyperlink w:history="1" r:id="rIdp0m1d0k_cstf9q949ais1">
+            <w:hyperlink w:history="1" r:id="rId6hhhqo9n_vyqs30qnwcup">
               <w:r>
                 <w:rPr>
                   <w:rStyle w:val="Hyperlink"/>
@@ -418,7 +418,7 @@
         <w:spacing w:after="120" w:line="320"/>
       </w:pPr>
       <w:r>
-        <w:t xml:space="preserve">第一次進入時會跳出 6 題快篩，算出個人的基礎電量。遊戲角色顯示電量條，AI 嚮導依電量建議「今天適合挑戰哪個 Boss、何時安排恢復」，完成「恢復與休息」又會讓電量回升。產品定位是</w:t>
+        <w:t xml:space="preserve">第一次進入時會跳出 10 題生活快篩（社交、學習、工作、滑手機、休息），算出個人的基礎電量與最容易漏電的面向。遊戲角色顯示電量條，AI 嚮導依電量建議「今天適合挑戰哪個 Boss、何時安排恢復」，完成「恢復與休息」又會讓電量回升。產品定位是</w:t>
       </w:r>
       <w:r>
         <w:rPr>
@@ -693,7 +693,7 @@
                 <w:sz w:val="20"/>
                 <w:szCs w:val="20"/>
               </w:rPr>
-              <w:t xml:space="preserve">人格快篩</w:t>
+              <w:t xml:space="preserve">生活快篩</w:t>
             </w:r>
           </w:p>
         </w:tc>
@@ -722,7 +722,7 @@
                 <w:sz w:val="20"/>
                 <w:szCs w:val="20"/>
               </w:rPr>
-              <w:t xml:space="preserve">第一次進入 App 時自動跳出，6 題社交情境題，算出個人的</w:t>
+              <w:t xml:space="preserve">第一次進入 App 時自動跳出，10 題涵蓋社交、學習、工作、滑手機、休息五個面向（各 2 題，每題 0–3 分）。總分換算成個人的</w:t>
             </w:r>
             <w:r>
               <w:rPr>
@@ -738,7 +738,7 @@
                 <w:sz w:val="20"/>
                 <w:szCs w:val="20"/>
               </w:rPr>
-              <w:t xml:space="preserve">（25–88）與</w:t>
+              <w:t xml:space="preserve">（25–88%），並由相關題目投票決定</w:t>
             </w:r>
             <w:r>
               <w:rPr>
@@ -754,7 +754,7 @@
                 <w:sz w:val="20"/>
                 <w:szCs w:val="20"/>
               </w:rPr>
-              <w:t xml:space="preserve">（獨處充電／和少數人相處充電／混合）；之後可隨時重新快篩。</w:t>
+              <w:t xml:space="preserve">（獨處充電／和少數人相處充電／混合）。結果卡顯示五個面向的電量韌性，摘要點出分數最低、最容易漏電的面向；之後可隨時重新快篩。</w:t>
             </w:r>
           </w:p>
         </w:tc>
@@ -2787,6 +2787,22 @@
                 <w:sz w:val="20"/>
                 <w:szCs w:val="20"/>
               </w:rPr>
+              <w:t xml:space="preserve">GET</w:t>
+            </w:r>
+            <w:r>
+              <w:rPr>
+                <w:sz w:val="20"/>
+                <w:szCs w:val="20"/>
+              </w:rPr>
+              <w:t xml:space="preserve">／</w:t>
+            </w:r>
+            <w:r>
+              <w:rPr>
+                <w:rFonts w:ascii="Consolas" w:cs="Consolas" w:eastAsia="Consolas" w:hAnsi="Consolas"/>
+                <w:color w:val="1F5F55"/>
+                <w:sz w:val="20"/>
+                <w:szCs w:val="20"/>
+              </w:rPr>
               <w:t xml:space="preserve">POST /api/onboarding</w:t>
             </w:r>
           </w:p>
@@ -2816,7 +2832,7 @@
                 <w:sz w:val="20"/>
                 <w:szCs w:val="20"/>
               </w:rPr>
-              <w:t xml:space="preserve">6 題快篩，建立匿名電量帳號</w:t>
+              <w:t xml:space="preserve">10 題生活快篩的題目與計分，建立匿名電量帳號</w:t>
             </w:r>
           </w:p>
         </w:tc>
@@ -4393,7 +4409,7 @@
         <w:t xml:space="preserve">外向性人格特質（Big Five Extraversion）</w:t>
       </w:r>
       <w:r>
-        <w:t xml:space="preserve">：外向性是五大人格特質之一，是連續的向度（Costa &amp; McCrae, 1992）。偏內向者在社交情境中較快感到疲憊，研究也發現外向行為雖帶來當下的正向情緒，卻與數小時後的疲勞有關（Leikas &amp; Ilmarinen, 2017）。本系統以 6 題情境快篩估計個人的基礎電量上限；快篩為自行設計的自我了解工具，不是標準化心理測驗。</w:t>
+        <w:t xml:space="preserve">：外向性是五大人格特質之一，是連續的向度（Costa &amp; McCrae, 1992）。偏內向者在社交情境中較快感到疲憊，研究也發現外向行為雖帶來當下的正向情緒，卻與數小時後的疲勞有關（Leikas &amp; Ilmarinen, 2017）。本系統的生活快篩以社交題反映這個面向；快篩為自行設計的自我了解工具，不是標準化心理測驗。</w:t>
       </w:r>
     </w:p>
     <w:p>
@@ -4433,7 +4449,7 @@
         <w:t xml:space="preserve">努力—恢復模型（Effort-Recovery Model）</w:t>
       </w:r>
       <w:r>
-        <w:t xml:space="preserve">：工作或學習時付出的努力會造成負荷，需要足夠的恢復才能回到原本狀態（Meijman &amp; Mulder, 1998）。這是把課業、工作、運動等生活活動納入電量，並以強度與時長估算的依據。</w:t>
+        <w:t xml:space="preserve">：工作或學習時付出的努力會造成負荷，需要足夠的恢復才能回到原本狀態（Meijman &amp; Mulder, 1998）。這是把課業、工作、運動等生活活動納入電量、以強度與時長估算，以及快篩納入學習與工作面向的依據。</w:t>
       </w:r>
     </w:p>
     <w:p>
@@ -4453,7 +4469,7 @@
         <w:t xml:space="preserve">恢復經驗（Recovery Experiences）</w:t>
       </w:r>
       <w:r>
-        <w:t xml:space="preserve">：放鬆、心理抽離等恢復經驗有助於回復精力（Sonnentag &amp; Fritz, 2007）。這是「恢復與休息」技能讓電量回升的設計依據。</w:t>
+        <w:t xml:space="preserve">：放鬆、心理抽離等恢復經驗有助於回復精力（Sonnentag &amp; Fritz, 2007）。這是「恢復與休息」技能讓電量回升，以及快篩納入睡眠、休息與滑手機習慣（是否真正離開工作與螢幕）的設計依據。</w:t>
       </w:r>
     </w:p>
     <w:p>
@@ -4763,7 +4779,7 @@
         <w:spacing w:after="100" w:line="320"/>
       </w:pPr>
       <w:r>
-        <w:t xml:space="preserve">用無痕視窗打開網址，展示第一次進入時的 6 題快篩；把 App 安裝成 PWA，展示離線開啟。</w:t>
+        <w:t xml:space="preserve">用無痕視窗打開網址，展示第一次進入時的 10 題生活快篩與結果卡；把 App 安裝成 PWA，展示離線開啟。</w:t>
       </w:r>
     </w:p>
     <w:p>
@@ -5638,7 +5654,7 @@
       <w:r>
         <w:t xml:space="preserve">. </w:t>
       </w:r>
-      <w:hyperlink w:history="1" r:id="rIdjzuqqg4-0wsbyru2pzhii">
+      <w:hyperlink w:history="1" r:id="rIdk0foowuwt5-6bpwoek_qy">
         <w:r>
           <w:rPr>
             <w:rStyle w:val="Hyperlink"/>
@@ -5692,7 +5708,7 @@
       <w:r>
         <w:t xml:space="preserve">. </w:t>
       </w:r>
-      <w:hyperlink w:history="1" r:id="rIdkkea4e5c6hcrscxoqtmge">
+      <w:hyperlink w:history="1" r:id="rIdggj_t1gu8ec-yk3vbsubh">
         <w:r>
           <w:rPr>
             <w:rStyle w:val="Hyperlink"/>
@@ -5723,7 +5739,7 @@
       <w:r>
         <w:t xml:space="preserve">. </w:t>
       </w:r>
-      <w:hyperlink w:history="1" r:id="rIdjp9u5gxht-_j-bhgknaoe">
+      <w:hyperlink w:history="1" r:id="rIdwlkdsiugkoi8giecttlgn">
         <w:r>
           <w:rPr>
             <w:rStyle w:val="Hyperlink"/>
@@ -5754,7 +5770,7 @@
       <w:r>
         <w:t xml:space="preserve">. </w:t>
       </w:r>
-      <w:hyperlink w:history="1" r:id="rIdt2tnbsths5bslyicpcgho">
+      <w:hyperlink w:history="1" r:id="rIdfqheyjsjafss8dpsqppoo">
         <w:r>
           <w:rPr>
             <w:rStyle w:val="Hyperlink"/>

--- a/docs/系統概述.docx
+++ b/docs/系統概述.docx
@@ -164,7 +164,7 @@
             <w:pPr>
               <w:spacing w:line="300"/>
             </w:pPr>
-            <w:hyperlink w:history="1" r:id="rIddx0fp0e1hmqi-niti-l_u">
+            <w:hyperlink w:history="1" r:id="rIdu1_3mmkwfjw2drommy-g9">
               <w:r>
                 <w:rPr>
                   <w:rStyle w:val="Hyperlink"/>
@@ -230,7 +230,7 @@
             <w:pPr>
               <w:spacing w:line="300"/>
             </w:pPr>
-            <w:hyperlink w:history="1" r:id="rIdlu0h4qjltk3dhsczwawei">
+            <w:hyperlink w:history="1" r:id="rId2cispwx-55hvlc2q4bvnz">
               <w:r>
                 <w:rPr>
                   <w:rStyle w:val="Hyperlink"/>
@@ -303,7 +303,7 @@
             <w:pPr>
               <w:spacing w:line="300"/>
             </w:pPr>
-            <w:hyperlink w:history="1" r:id="rId6hhhqo9n_vyqs30qnwcup">
+            <w:hyperlink w:history="1" r:id="rIdw7y6_urbe4yizqvc5gmtl">
               <w:r>
                 <w:rPr>
                   <w:rStyle w:val="Hyperlink"/>
@@ -817,7 +817,7 @@
                 <w:sz w:val="20"/>
                 <w:szCs w:val="20"/>
               </w:rPr>
-              <w:t xml:space="preserve">語音、一句話文字或手動表單。</w:t>
+              <w:t xml:space="preserve">語音、一句話文字或手動表單。欄位依活動類型變換成貼近情境的問法：例如</w:t>
             </w:r>
             <w:r>
               <w:rPr>
@@ -826,14 +826,14 @@
                 <w:sz w:val="20"/>
                 <w:szCs w:val="20"/>
               </w:rPr>
-              <w:t xml:space="preserve">社交活動</w:t>
-            </w:r>
-            <w:r>
-              <w:rPr>
-                <w:sz w:val="20"/>
-                <w:szCs w:val="20"/>
-              </w:rPr>
-              <w:t xml:space="preserve">（吃飯、會議、約會、上課、派對、其他社交）填人數與熟悉度；</w:t>
+              <w:t xml:space="preserve">上課</w:t>
+            </w:r>
+            <w:r>
+              <w:rPr>
+                <w:sz w:val="20"/>
+                <w:szCs w:val="20"/>
+              </w:rPr>
+              <w:t xml:space="preserve">填班上人數與參與程度（要上台報告…純聽講）、</w:t>
             </w:r>
             <w:r>
               <w:rPr>
@@ -842,6 +842,54 @@
                 <w:sz w:val="20"/>
                 <w:szCs w:val="20"/>
               </w:rPr>
+              <w:t xml:space="preserve">會議</w:t>
+            </w:r>
+            <w:r>
+              <w:rPr>
+                <w:sz w:val="20"/>
+                <w:szCs w:val="20"/>
+              </w:rPr>
+              <w:t xml:space="preserve">填與會人數與你的角色、</w:t>
+            </w:r>
+            <w:r>
+              <w:rPr>
+                <w:b/>
+                <w:bCs/>
+                <w:sz w:val="20"/>
+                <w:szCs w:val="20"/>
+              </w:rPr>
+              <w:t xml:space="preserve">約會</w:t>
+            </w:r>
+            <w:r>
+              <w:rPr>
+                <w:sz w:val="20"/>
+                <w:szCs w:val="20"/>
+              </w:rPr>
+              <w:t xml:space="preserve">只問對象有多熟、</w:t>
+            </w:r>
+            <w:r>
+              <w:rPr>
+                <w:b/>
+                <w:bCs/>
+                <w:sz w:val="20"/>
+                <w:szCs w:val="20"/>
+              </w:rPr>
+              <w:t xml:space="preserve">派對</w:t>
+            </w:r>
+            <w:r>
+              <w:rPr>
+                <w:sz w:val="20"/>
+                <w:szCs w:val="20"/>
+              </w:rPr>
+              <w:t xml:space="preserve">問認識的人有多少；</w:t>
+            </w:r>
+            <w:r>
+              <w:rPr>
+                <w:b/>
+                <w:bCs/>
+                <w:sz w:val="20"/>
+                <w:szCs w:val="20"/>
+              </w:rPr>
               <w:t xml:space="preserve">生活活動</w:t>
             </w:r>
             <w:r>
@@ -849,7 +897,7 @@
                 <w:sz w:val="20"/>
                 <w:szCs w:val="20"/>
               </w:rPr>
-              <w:t xml:space="preserve">（課業考試、工作打工、運動、通勤、家務雜事）填強度 1–5。</w:t>
+              <w:t xml:space="preserve">各有一個 5 級欄位，例如課業的難度與壓力、通勤的擁擠程度、運動強度。</w:t>
             </w:r>
           </w:p>
         </w:tc>
@@ -1039,6 +1087,69 @@
                 <w:szCs w:val="20"/>
               </w:rPr>
               <w:t xml:space="preserve">每天起床電量 = min(基礎容量, 前一天剩餘 + 基礎容量 × 0.8)。睡一覺只回充八成，前一天的赤字會帶到隔天。</w:t>
+            </w:r>
+          </w:p>
+        </w:tc>
+      </w:tr>
+      <w:tr>
+        <w:trPr>
+          <w:tblHeader w:val="off"/>
+        </w:trPr>
+        <w:tc>
+          <w:tcPr>
+            <w:tcW w:type="dxa" w:w="2259"/>
+            <w:tcBorders>
+              <w:top w:val="single" w:color="C9D3CF" w:sz="4"/>
+              <w:left w:val="single" w:color="C9D3CF" w:sz="4"/>
+              <w:bottom w:val="single" w:color="C9D3CF" w:sz="4"/>
+              <w:right w:val="single" w:color="C9D3CF" w:sz="4"/>
+            </w:tcBorders>
+            <w:tcMar>
+              <w:top w:type="dxa" w:w="70"/>
+              <w:left w:type="dxa" w:w="110"/>
+              <w:bottom w:type="dxa" w:w="70"/>
+              <w:right w:type="dxa" w:w="110"/>
+            </w:tcMar>
+          </w:tcPr>
+          <w:p>
+            <w:pPr>
+              <w:spacing w:line="300"/>
+            </w:pPr>
+            <w:r>
+              <w:rPr>
+                <w:sz w:val="20"/>
+                <w:szCs w:val="20"/>
+              </w:rPr>
+              <w:t xml:space="preserve">七天電量與行程</w:t>
+            </w:r>
+          </w:p>
+        </w:tc>
+        <w:tc>
+          <w:tcPr>
+            <w:tcW w:type="dxa" w:w="7153"/>
+            <w:tcBorders>
+              <w:top w:val="single" w:color="C9D3CF" w:sz="4"/>
+              <w:left w:val="single" w:color="C9D3CF" w:sz="4"/>
+              <w:bottom w:val="single" w:color="C9D3CF" w:sz="4"/>
+              <w:right w:val="single" w:color="C9D3CF" w:sz="4"/>
+            </w:tcBorders>
+            <w:tcMar>
+              <w:top w:type="dxa" w:w="70"/>
+              <w:left w:type="dxa" w:w="110"/>
+              <w:bottom w:type="dxa" w:w="70"/>
+              <w:right w:type="dxa" w:w="110"/>
+            </w:tcMar>
+          </w:tcPr>
+          <w:p>
+            <w:pPr>
+              <w:spacing w:line="300"/>
+            </w:pPr>
+            <w:r>
+              <w:rPr>
+                <w:sz w:val="20"/>
+                <w:szCs w:val="20"/>
+              </w:rPr>
+              <w:t xml:space="preserve">七天的起床與剩餘電量一覽，點選任一天可看當天每個行程的類型、負荷與耗電。</w:t>
             </w:r>
           </w:p>
         </w:tc>
@@ -1862,7 +1973,7 @@
                 <w:sz w:val="20"/>
                 <w:szCs w:val="20"/>
               </w:rPr>
-              <w:t xml:space="preserve">冒險大廳的卡片顯示今天電量、近期風險日與今日建議（建議挑戰的 Boss、專注分鐘數、恢復時段），並標示建議的產生來源。</w:t>
+              <w:t xml:space="preserve">冒險大廳的卡片顯示今天電量、近期風險日與今日建議（建議挑戰的 Boss、專注分鐘數、恢復時段），並標示建議的產生來源；下方附七天電量長條圖、平均剩餘、最累的一天、總耗電、恢復回充與各類活動的次數與耗電。</w:t>
             </w:r>
           </w:p>
         </w:tc>
@@ -3404,6 +3515,71 @@
                 <w:sz w:val="20"/>
                 <w:szCs w:val="20"/>
               </w:rPr>
+              <w:t xml:space="preserve">GET /api/link-code</w:t>
+            </w:r>
+          </w:p>
+        </w:tc>
+        <w:tc>
+          <w:tcPr>
+            <w:tcW w:type="dxa" w:w="7153"/>
+            <w:tcBorders>
+              <w:top w:val="single" w:color="C9D3CF" w:sz="4"/>
+              <w:left w:val="single" w:color="C9D3CF" w:sz="4"/>
+              <w:bottom w:val="single" w:color="C9D3CF" w:sz="4"/>
+              <w:right w:val="single" w:color="C9D3CF" w:sz="4"/>
+            </w:tcBorders>
+            <w:tcMar>
+              <w:top w:type="dxa" w:w="70"/>
+              <w:left w:type="dxa" w:w="110"/>
+              <w:bottom w:type="dxa" w:w="70"/>
+              <w:right w:type="dxa" w:w="110"/>
+            </w:tcMar>
+          </w:tcPr>
+          <w:p>
+            <w:pPr>
+              <w:spacing w:line="300"/>
+            </w:pPr>
+            <w:r>
+              <w:rPr>
+                <w:sz w:val="20"/>
+                <w:szCs w:val="20"/>
+              </w:rPr>
+              <w:t xml:space="preserve">App 取得目前的匿名電量帳號，自動連結</w:t>
+            </w:r>
+          </w:p>
+        </w:tc>
+      </w:tr>
+      <w:tr>
+        <w:trPr>
+          <w:tblHeader w:val="off"/>
+        </w:trPr>
+        <w:tc>
+          <w:tcPr>
+            <w:tcW w:type="dxa" w:w="2259"/>
+            <w:tcBorders>
+              <w:top w:val="single" w:color="C9D3CF" w:sz="4"/>
+              <w:left w:val="single" w:color="C9D3CF" w:sz="4"/>
+              <w:bottom w:val="single" w:color="C9D3CF" w:sz="4"/>
+              <w:right w:val="single" w:color="C9D3CF" w:sz="4"/>
+            </w:tcBorders>
+            <w:tcMar>
+              <w:top w:type="dxa" w:w="70"/>
+              <w:left w:type="dxa" w:w="110"/>
+              <w:bottom w:type="dxa" w:w="70"/>
+              <w:right w:type="dxa" w:w="110"/>
+            </w:tcMar>
+          </w:tcPr>
+          <w:p>
+            <w:pPr>
+              <w:spacing w:line="300"/>
+            </w:pPr>
+            <w:r>
+              <w:rPr>
+                <w:rFonts w:ascii="Consolas" w:cs="Consolas" w:eastAsia="Consolas" w:hAnsi="Consolas"/>
+                <w:color w:val="1F5F55"/>
+                <w:sz w:val="20"/>
+                <w:szCs w:val="20"/>
+              </w:rPr>
               <w:t xml:space="preserve">POST /api/calendar/subscribe</w:t>
             </w:r>
             <w:r>
@@ -3582,7 +3758,7 @@
         <w:t xml:space="preserve">來源檢查。</w:t>
       </w:r>
       <w:r>
-        <w:t xml:space="preserve"> 寫入類 API 只接受同站請求，其他來源一律回 403；App 的 CSP 只允許連線到本站。</w:t>
+        <w:t xml:space="preserve"> 寫入類 API 以同站 cookie（SameSite）辨識身分，跨站請求帶不到身分；電量快照、恢復回報與 AI 嚮導另外檢查請求來源，非本站來源回 403。App 的 CSP 只允許連線到本站。</w:t>
       </w:r>
     </w:p>
     <w:p>
@@ -3837,7 +4013,7 @@
         <w:spacing w:after="80" w:line="320"/>
       </w:pPr>
       <w:r>
-        <w:t xml:space="preserve">所有 API 輸入以 Zod 驗證；所有 AI 輸出以 Zod 驗證後才採用。</w:t>
+        <w:t xml:space="preserve">所有 API 的 JSON 輸入以 Zod 驗證，網址參數以格式規則驗證；所有 AI 輸出以 Zod 驗證後才採用。</w:t>
       </w:r>
     </w:p>
     <w:p>
@@ -3850,7 +4026,7 @@
         <w:spacing w:after="80" w:line="320"/>
       </w:pPr>
       <w:r>
-        <w:t xml:space="preserve">會呼叫 AI 的路徑先做</w:t>
+        <w:t xml:space="preserve">使用者輸入的文字（語音或文字描述、目標名稱）送進 AI 前先做</w:t>
       </w:r>
       <w:r>
         <w:rPr>
@@ -4557,7 +4733,7 @@
         <w:t xml:space="preserve">匿名使用</w:t>
       </w:r>
       <w:r>
-        <w:t xml:space="preserve">：電量計以匿名 session 識別，不需要註冊帳號、不收集姓名或信箱。</w:t>
+        <w:t xml:space="preserve">：電量服務以匿名 cookie 識別，不需要註冊帳號、不收集姓名或信箱。</w:t>
       </w:r>
     </w:p>
     <w:p>
@@ -4617,7 +4793,7 @@
         <w:t xml:space="preserve">限流與防濫用</w:t>
       </w:r>
       <w:r>
-        <w:t xml:space="preserve">：所有 API 套用每分鐘呼叫上限；Outlook 匯入只接受 Outlook 官方網域的連結，避免被當成跳板。</w:t>
+        <w:t xml:space="preserve">：除了供行事曆定時讀取的訂閱內容外，所有 API 都套用每分鐘呼叫上限；Outlook 匯入只接受 Outlook 官方網域的連結，避免被當成跳板。</w:t>
       </w:r>
     </w:p>
     <w:p>
@@ -5654,7 +5830,7 @@
       <w:r>
         <w:t xml:space="preserve">. </w:t>
       </w:r>
-      <w:hyperlink w:history="1" r:id="rIdk0foowuwt5-6bpwoek_qy">
+      <w:hyperlink w:history="1" r:id="rIdsgmyt1kewohobpx7gca-n">
         <w:r>
           <w:rPr>
             <w:rStyle w:val="Hyperlink"/>
@@ -5708,7 +5884,7 @@
       <w:r>
         <w:t xml:space="preserve">. </w:t>
       </w:r>
-      <w:hyperlink w:history="1" r:id="rIdggj_t1gu8ec-yk3vbsubh">
+      <w:hyperlink w:history="1" r:id="rIdy10nd9l9zflevdmuy7brk">
         <w:r>
           <w:rPr>
             <w:rStyle w:val="Hyperlink"/>
@@ -5739,7 +5915,7 @@
       <w:r>
         <w:t xml:space="preserve">. </w:t>
       </w:r>
-      <w:hyperlink w:history="1" r:id="rIdwlkdsiugkoi8giecttlgn">
+      <w:hyperlink w:history="1" r:id="rIdyy-dcjqra-ijpbb5sskin">
         <w:r>
           <w:rPr>
             <w:rStyle w:val="Hyperlink"/>
@@ -5770,7 +5946,7 @@
       <w:r>
         <w:t xml:space="preserve">. </w:t>
       </w:r>
-      <w:hyperlink w:history="1" r:id="rIdfqheyjsjafss8dpsqppoo">
+      <w:hyperlink w:history="1" r:id="rIdnsris11sgqvfh1bzwrtfj">
         <w:r>
           <w:rPr>
             <w:rStyle w:val="Hyperlink"/>
